--- a/Software_Effort_Estimation.docx
+++ b/Software_Effort_Estimation.docx
@@ -256,7 +256,7 @@
                 <w:b w:val="0"/>
                 <w:sz w:val="24"/>
               </w:rPr>
-              <w:t>Configure SMS</w:t>
+              <w:t>Configure SMS/Email</w:t>
             </w:r>
           </w:p>
         </w:tc>
@@ -338,6 +338,53 @@
           </w:p>
         </w:tc>
       </w:tr>
+      <w:tr>
+        <w:tc>
+          <w:tcPr>
+            <w:tcW w:type="dxa" w:w="2880"/>
+          </w:tcPr>
+          <w:p>
+            <w:r>
+              <w:rPr>
+                <w:rFonts w:ascii="Times New Roman" w:hAnsi="Times New Roman"/>
+                <w:b w:val="0"/>
+                <w:sz w:val="24"/>
+              </w:rPr>
+              <w:t>Customer Portal Logins</w:t>
+            </w:r>
+          </w:p>
+        </w:tc>
+        <w:tc>
+          <w:tcPr>
+            <w:tcW w:type="dxa" w:w="2880"/>
+          </w:tcPr>
+          <w:p>
+            <w:r>
+              <w:rPr>
+                <w:rFonts w:ascii="Times New Roman" w:hAnsi="Times New Roman"/>
+                <w:b w:val="0"/>
+                <w:sz w:val="24"/>
+              </w:rPr>
+              <w:t>Average (3-7 trans)</w:t>
+            </w:r>
+          </w:p>
+        </w:tc>
+        <w:tc>
+          <w:tcPr>
+            <w:tcW w:type="dxa" w:w="2880"/>
+          </w:tcPr>
+          <w:p>
+            <w:r>
+              <w:rPr>
+                <w:rFonts w:ascii="Times New Roman" w:hAnsi="Times New Roman"/>
+                <w:b w:val="0"/>
+                <w:sz w:val="24"/>
+              </w:rPr>
+              <w:t>10</w:t>
+            </w:r>
+          </w:p>
+        </w:tc>
+      </w:tr>
     </w:tbl>
     <w:p/>
     <w:p>
@@ -350,7 +397,7 @@
           <w:b w:val="0"/>
           <w:sz w:val="24"/>
         </w:rPr>
-        <w:t>Total UUCW: 35</w:t>
+        <w:t>Total UUCW: 45</w:t>
       </w:r>
     </w:p>
     <w:p>
@@ -500,7 +547,7 @@
                 <w:b w:val="0"/>
                 <w:sz w:val="24"/>
               </w:rPr>
-              <w:t>Simple (SMS Receiver)</w:t>
+              <w:t>Complex (GUI Web Portal)</w:t>
             </w:r>
           </w:p>
         </w:tc>
@@ -515,7 +562,7 @@
                 <w:b w:val="0"/>
                 <w:sz w:val="24"/>
               </w:rPr>
-              <w:t>1</w:t>
+              <w:t>3</w:t>
             </w:r>
           </w:p>
         </w:tc>
@@ -532,7 +579,7 @@
           <w:b w:val="0"/>
           <w:sz w:val="24"/>
         </w:rPr>
-        <w:t>Total UAW: 4</w:t>
+        <w:t>Total UAW: 6</w:t>
       </w:r>
     </w:p>
     <w:p>
@@ -545,7 +592,7 @@
           <w:b w:val="0"/>
           <w:sz w:val="24"/>
         </w:rPr>
-        <w:t>Unadjusted Use Case Points (UUCP) = UUCW + UAW = 39</w:t>
+        <w:t>Unadjusted Use Case Points (UUCP) = UUCW + UAW = 51</w:t>
       </w:r>
     </w:p>
     <w:p>
@@ -573,7 +620,7 @@
           <w:b w:val="0"/>
           <w:sz w:val="24"/>
         </w:rPr>
-        <w:t>Technical Complexity Factor (TCF) estimated at 1.05 (Distributed System, Web App).</w:t>
+        <w:t>Technical Complexity Factor (TCF) estimated at 1.05 (Distributed System, React Web App, Supabase Edge Functions).</w:t>
       </w:r>
     </w:p>
     <w:p>
@@ -599,7 +646,7 @@
           <w:b w:val="0"/>
           <w:sz w:val="24"/>
         </w:rPr>
-        <w:t>UCP = UUCP x TCF x ECF = 39 x 1.05 x 0.95 = 38.9</w:t>
+        <w:t>UCP = UUCP x TCF x ECF = 51 x 1.05 x 0.95 = 50.87</w:t>
       </w:r>
     </w:p>
     <w:p>
@@ -640,7 +687,7 @@
           <w:b w:val="0"/>
           <w:sz w:val="24"/>
         </w:rPr>
-        <w:t>Total Estimated Effort = 38.9 x 20 = 778 man-hours.</w:t>
+        <w:t>Total Estimated Effort = 50.87 x 20 = 1017 man-hours.</w:t>
       </w:r>
     </w:p>
     <w:sectPr>

--- a/Software_Effort_Estimation.docx
+++ b/Software_Effort_Estimation.docx
@@ -4,42 +4,113 @@
   <w:body>
     <w:p>
       <w:pPr>
-        <w:pStyle w:val="Heading1"/>
-        <w:spacing w:after="240"/>
+        <w:keepNext/>
+        <w:spacing w:before="280" w:after="160"/>
       </w:pPr>
       <w:r>
         <w:rPr>
           <w:rFonts w:ascii="Times New Roman" w:hAnsi="Times New Roman"/>
           <w:b/>
-          <w:color w:val="000000"/>
-          <w:sz w:val="32"/>
+          <w:i w:val="0"/>
+          <w:color w:val="1E3A8A"/>
+          <w:sz w:val="36"/>
         </w:rPr>
-        <w:t>Software Effort Estimation</w:t>
+        <w:t>Software Effort Estimation Report</w:t>
       </w:r>
     </w:p>
     <w:p>
       <w:pPr>
-        <w:spacing w:line="360" w:lineRule="auto" w:after="240"/>
+        <w:spacing w:line="360" w:lineRule="auto" w:after="160"/>
+      </w:pPr>
+      <w:r>
+        <w:rPr>
+          <w:rFonts w:ascii="Times New Roman" w:hAnsi="Times New Roman"/>
+          <w:b/>
+          <w:i w:val="0"/>
+          <w:color w:val="000000"/>
+          <w:sz w:val="24"/>
+        </w:rPr>
+        <w:t>Author: Peter Borngreat-Mensah (Student Index: 22424679)</w:t>
+      </w:r>
+    </w:p>
+    <w:p>
+      <w:pPr>
+        <w:spacing w:line="360" w:lineRule="auto" w:after="160"/>
       </w:pPr>
       <w:r>
         <w:rPr>
           <w:rFonts w:ascii="Times New Roman" w:hAnsi="Times New Roman"/>
           <w:b w:val="0"/>
+          <w:i w:val="0"/>
+          <w:color w:val="000000"/>
           <w:sz w:val="24"/>
         </w:rPr>
-        <w:t>This section applies the Use Case Points (UCP) technique from Session 6 to estimate the effort for SoluoPrint.</w:t>
+        <w:t>Course: CSCD 602 - Advanced Software Engineering, Department of Computer Science, University of Ghana.</w:t>
       </w:r>
     </w:p>
+    <w:tbl>
+      <w:tblPr>
+        <w:tblW w:type="auto" w:w="0"/>
+        <w:jc w:val="center"/>
+        <w:tblLayout w:type="fixed"/>
+        <w:tblLook w:firstColumn="1" w:firstRow="1" w:lastColumn="0" w:lastRow="0" w:noHBand="0" w:noVBand="1" w:val="04A0"/>
+      </w:tblPr>
+      <w:tblGrid>
+        <w:gridCol w:w="8640"/>
+      </w:tblGrid>
+      <w:tr>
+        <w:tc>
+          <w:tcPr>
+            <w:tcW w:type="dxa" w:w="9360"/>
+            <w:shd w:fill="F1F5F9"/>
+            <w:tcBorders>
+              <w:top w:val="none"/>
+              <w:left w:val="single" w:sz="24" w:space="0" w:color="1E3A8A"/>
+              <w:bottom w:val="none"/>
+              <w:right w:val="none"/>
+            </w:tcBorders>
+          </w:tcPr>
+          <w:p>
+            <w:pPr>
+              <w:spacing w:line="312" w:lineRule="auto" w:after="80"/>
+            </w:pPr>
+            <w:r>
+              <w:rPr>
+                <w:rFonts w:ascii="Times New Roman" w:hAnsi="Times New Roman"/>
+                <w:b/>
+                <w:i w:val="0"/>
+                <w:color w:val="1E3A8A"/>
+                <w:sz w:val="22"/>
+              </w:rPr>
+              <w:t>NOTE: Methodology Justification</w:t>
+              <w:br/>
+            </w:r>
+            <w:r>
+              <w:rPr>
+                <w:rFonts w:ascii="Times New Roman" w:hAnsi="Times New Roman"/>
+                <w:b w:val="0"/>
+                <w:i/>
+                <w:color w:val="334155"/>
+                <w:sz w:val="21"/>
+              </w:rPr>
+              <w:t>Use Case Points (UCP) estimation was selected over COCOMO II because SoluoPrint is an object-oriented, use-case-driven web application with distinct user actors (Shop Admin, Press Staff, Customer) and discrete database transactions.</w:t>
+            </w:r>
+          </w:p>
+        </w:tc>
+      </w:tr>
+    </w:tbl>
+    <w:p/>
     <w:p>
       <w:pPr>
-        <w:pStyle w:val="Heading2"/>
-        <w:spacing w:after="240"/>
+        <w:keepNext/>
+        <w:spacing w:before="280" w:after="160"/>
       </w:pPr>
       <w:r>
         <w:rPr>
           <w:rFonts w:ascii="Times New Roman" w:hAnsi="Times New Roman"/>
           <w:b/>
-          <w:color w:val="000000"/>
+          <w:i w:val="0"/>
+          <w:color w:val="0F766E"/>
           <w:sz w:val="28"/>
         </w:rPr>
         <w:t>1. Unadjusted Use Case Weight (UUCW)</w:t>
@@ -49,54 +120,117 @@
       <w:tblPr>
         <w:tblStyle w:val="TableGrid"/>
         <w:tblW w:type="auto" w:w="0"/>
+        <w:jc w:val="center"/>
         <w:tblLook w:firstColumn="1" w:firstRow="1" w:lastColumn="0" w:lastRow="0" w:noHBand="0" w:noVBand="1" w:val="04A0"/>
       </w:tblPr>
       <w:tblGrid>
-        <w:gridCol w:w="2880"/>
-        <w:gridCol w:w="2880"/>
-        <w:gridCol w:w="2880"/>
+        <w:gridCol w:w="1728"/>
+        <w:gridCol w:w="1728"/>
+        <w:gridCol w:w="1728"/>
+        <w:gridCol w:w="1728"/>
+        <w:gridCol w:w="1728"/>
       </w:tblGrid>
       <w:tr>
         <w:tc>
           <w:tcPr>
-            <w:tcW w:type="dxa" w:w="2880"/>
+            <w:tcW w:type="dxa" w:w="1728"/>
+            <w:shd w:fill="1E3A8A"/>
           </w:tcPr>
           <w:p>
+            <w:pPr>
+              <w:jc w:val="center"/>
+            </w:pPr>
             <w:r>
               <w:rPr>
                 <w:rFonts w:ascii="Times New Roman" w:hAnsi="Times New Roman"/>
                 <w:b/>
-                <w:sz w:val="24"/>
+                <w:i w:val="0"/>
+                <w:color w:val="FFFFFF"/>
+                <w:sz w:val="21"/>
               </w:rPr>
-              <w:t>Use Case</w:t>
+              <w:t>Use Case ID</w:t>
             </w:r>
           </w:p>
         </w:tc>
         <w:tc>
           <w:tcPr>
-            <w:tcW w:type="dxa" w:w="2880"/>
+            <w:tcW w:type="dxa" w:w="1728"/>
+            <w:shd w:fill="1E3A8A"/>
           </w:tcPr>
           <w:p>
+            <w:pPr>
+              <w:jc w:val="center"/>
+            </w:pPr>
             <w:r>
               <w:rPr>
                 <w:rFonts w:ascii="Times New Roman" w:hAnsi="Times New Roman"/>
                 <w:b/>
-                <w:sz w:val="24"/>
+                <w:i w:val="0"/>
+                <w:color w:val="FFFFFF"/>
+                <w:sz w:val="21"/>
               </w:rPr>
-              <w:t>Complexity</w:t>
+              <w:t>Use Case Name</w:t>
             </w:r>
           </w:p>
         </w:tc>
         <w:tc>
           <w:tcPr>
-            <w:tcW w:type="dxa" w:w="2880"/>
+            <w:tcW w:type="dxa" w:w="1728"/>
+            <w:shd w:fill="1E3A8A"/>
           </w:tcPr>
           <w:p>
+            <w:pPr>
+              <w:jc w:val="center"/>
+            </w:pPr>
             <w:r>
               <w:rPr>
                 <w:rFonts w:ascii="Times New Roman" w:hAnsi="Times New Roman"/>
                 <w:b/>
-                <w:sz w:val="24"/>
+                <w:i w:val="0"/>
+                <w:color w:val="FFFFFF"/>
+                <w:sz w:val="21"/>
+              </w:rPr>
+              <w:t>Complexity Level</w:t>
+            </w:r>
+          </w:p>
+        </w:tc>
+        <w:tc>
+          <w:tcPr>
+            <w:tcW w:type="dxa" w:w="1728"/>
+            <w:shd w:fill="1E3A8A"/>
+          </w:tcPr>
+          <w:p>
+            <w:pPr>
+              <w:jc w:val="center"/>
+            </w:pPr>
+            <w:r>
+              <w:rPr>
+                <w:rFonts w:ascii="Times New Roman" w:hAnsi="Times New Roman"/>
+                <w:b/>
+                <w:i w:val="0"/>
+                <w:color w:val="FFFFFF"/>
+                <w:sz w:val="21"/>
+              </w:rPr>
+              <w:t>Transactions</w:t>
+            </w:r>
+          </w:p>
+        </w:tc>
+        <w:tc>
+          <w:tcPr>
+            <w:tcW w:type="dxa" w:w="1728"/>
+            <w:shd w:fill="1E3A8A"/>
+          </w:tcPr>
+          <w:p>
+            <w:pPr>
+              <w:jc w:val="center"/>
+            </w:pPr>
+            <w:r>
+              <w:rPr>
+                <w:rFonts w:ascii="Times New Roman" w:hAnsi="Times New Roman"/>
+                <w:b/>
+                <w:i w:val="0"/>
+                <w:color w:val="FFFFFF"/>
+                <w:sz w:val="21"/>
               </w:rPr>
               <w:t>Weight</w:t>
             </w:r>
@@ -106,44 +240,104 @@
       <w:tr>
         <w:tc>
           <w:tcPr>
-            <w:tcW w:type="dxa" w:w="2880"/>
+            <w:tcW w:type="dxa" w:w="1728"/>
+            <w:shd w:fill="FFFFFF"/>
           </w:tcPr>
           <w:p>
+            <w:pPr>
+              <w:spacing w:line="288" w:lineRule="auto" w:after="40"/>
+            </w:pPr>
             <w:r>
               <w:rPr>
                 <w:rFonts w:ascii="Times New Roman" w:hAnsi="Times New Roman"/>
                 <w:b w:val="0"/>
-                <w:sz w:val="24"/>
+                <w:i w:val="0"/>
+                <w:color w:val="000000"/>
+                <w:sz w:val="20"/>
               </w:rPr>
-              <w:t>Manage Customers</w:t>
+              <w:t>UC-01</w:t>
             </w:r>
           </w:p>
         </w:tc>
         <w:tc>
           <w:tcPr>
-            <w:tcW w:type="dxa" w:w="2880"/>
+            <w:tcW w:type="dxa" w:w="1728"/>
+            <w:shd w:fill="FFFFFF"/>
           </w:tcPr>
           <w:p>
+            <w:pPr>
+              <w:spacing w:line="288" w:lineRule="auto" w:after="40"/>
+            </w:pPr>
             <w:r>
               <w:rPr>
                 <w:rFonts w:ascii="Times New Roman" w:hAnsi="Times New Roman"/>
                 <w:b w:val="0"/>
-                <w:sz w:val="24"/>
+                <w:i w:val="0"/>
+                <w:color w:val="000000"/>
+                <w:sz w:val="20"/>
               </w:rPr>
-              <w:t>Simple (1 trans)</w:t>
+              <w:t>Manage Customer Profiles &amp; Types</w:t>
             </w:r>
           </w:p>
         </w:tc>
         <w:tc>
           <w:tcPr>
-            <w:tcW w:type="dxa" w:w="2880"/>
+            <w:tcW w:type="dxa" w:w="1728"/>
+            <w:shd w:fill="FFFFFF"/>
           </w:tcPr>
           <w:p>
+            <w:pPr>
+              <w:spacing w:line="288" w:lineRule="auto" w:after="40"/>
+            </w:pPr>
             <w:r>
               <w:rPr>
                 <w:rFonts w:ascii="Times New Roman" w:hAnsi="Times New Roman"/>
                 <w:b w:val="0"/>
-                <w:sz w:val="24"/>
+                <w:i w:val="0"/>
+                <w:color w:val="000000"/>
+                <w:sz w:val="20"/>
+              </w:rPr>
+              <w:t>Simple</w:t>
+            </w:r>
+          </w:p>
+        </w:tc>
+        <w:tc>
+          <w:tcPr>
+            <w:tcW w:type="dxa" w:w="1728"/>
+            <w:shd w:fill="FFFFFF"/>
+          </w:tcPr>
+          <w:p>
+            <w:pPr>
+              <w:spacing w:line="288" w:lineRule="auto" w:after="40"/>
+            </w:pPr>
+            <w:r>
+              <w:rPr>
+                <w:rFonts w:ascii="Times New Roman" w:hAnsi="Times New Roman"/>
+                <w:b w:val="0"/>
+                <w:i w:val="0"/>
+                <w:color w:val="000000"/>
+                <w:sz w:val="20"/>
+              </w:rPr>
+              <w:t>2 transactions</w:t>
+            </w:r>
+          </w:p>
+        </w:tc>
+        <w:tc>
+          <w:tcPr>
+            <w:tcW w:type="dxa" w:w="1728"/>
+            <w:shd w:fill="FFFFFF"/>
+          </w:tcPr>
+          <w:p>
+            <w:pPr>
+              <w:spacing w:line="288" w:lineRule="auto" w:after="40"/>
+            </w:pPr>
+            <w:r>
+              <w:rPr>
+                <w:rFonts w:ascii="Times New Roman" w:hAnsi="Times New Roman"/>
+                <w:b w:val="0"/>
+                <w:i w:val="0"/>
+                <w:color w:val="000000"/>
+                <w:sz w:val="20"/>
               </w:rPr>
               <w:t>5</w:t>
             </w:r>
@@ -153,44 +347,104 @@
       <w:tr>
         <w:tc>
           <w:tcPr>
-            <w:tcW w:type="dxa" w:w="2880"/>
+            <w:tcW w:type="dxa" w:w="1728"/>
+            <w:shd w:fill="F8FAFC"/>
           </w:tcPr>
           <w:p>
+            <w:pPr>
+              <w:spacing w:line="288" w:lineRule="auto" w:after="40"/>
+            </w:pPr>
             <w:r>
               <w:rPr>
                 <w:rFonts w:ascii="Times New Roman" w:hAnsi="Times New Roman"/>
                 <w:b w:val="0"/>
-                <w:sz w:val="24"/>
+                <w:i w:val="0"/>
+                <w:color w:val="000000"/>
+                <w:sz w:val="20"/>
               </w:rPr>
-              <w:t>Create Print Job</w:t>
+              <w:t>UC-02</w:t>
             </w:r>
           </w:p>
         </w:tc>
         <w:tc>
           <w:tcPr>
-            <w:tcW w:type="dxa" w:w="2880"/>
+            <w:tcW w:type="dxa" w:w="1728"/>
+            <w:shd w:fill="F8FAFC"/>
           </w:tcPr>
           <w:p>
+            <w:pPr>
+              <w:spacing w:line="288" w:lineRule="auto" w:after="40"/>
+            </w:pPr>
             <w:r>
               <w:rPr>
                 <w:rFonts w:ascii="Times New Roman" w:hAnsi="Times New Roman"/>
                 <w:b w:val="0"/>
-                <w:sz w:val="24"/>
+                <w:i w:val="0"/>
+                <w:color w:val="000000"/>
+                <w:sz w:val="20"/>
               </w:rPr>
-              <w:t>Average (3-7 trans)</w:t>
+              <w:t>Single Print Job Creation &amp; Pricing</w:t>
             </w:r>
           </w:p>
         </w:tc>
         <w:tc>
           <w:tcPr>
-            <w:tcW w:type="dxa" w:w="2880"/>
+            <w:tcW w:type="dxa" w:w="1728"/>
+            <w:shd w:fill="F8FAFC"/>
           </w:tcPr>
           <w:p>
+            <w:pPr>
+              <w:spacing w:line="288" w:lineRule="auto" w:after="40"/>
+            </w:pPr>
             <w:r>
               <w:rPr>
                 <w:rFonts w:ascii="Times New Roman" w:hAnsi="Times New Roman"/>
                 <w:b w:val="0"/>
-                <w:sz w:val="24"/>
+                <w:i w:val="0"/>
+                <w:color w:val="000000"/>
+                <w:sz w:val="20"/>
+              </w:rPr>
+              <w:t>Average</w:t>
+            </w:r>
+          </w:p>
+        </w:tc>
+        <w:tc>
+          <w:tcPr>
+            <w:tcW w:type="dxa" w:w="1728"/>
+            <w:shd w:fill="F8FAFC"/>
+          </w:tcPr>
+          <w:p>
+            <w:pPr>
+              <w:spacing w:line="288" w:lineRule="auto" w:after="40"/>
+            </w:pPr>
+            <w:r>
+              <w:rPr>
+                <w:rFonts w:ascii="Times New Roman" w:hAnsi="Times New Roman"/>
+                <w:b w:val="0"/>
+                <w:i w:val="0"/>
+                <w:color w:val="000000"/>
+                <w:sz w:val="20"/>
+              </w:rPr>
+              <w:t>5 transactions</w:t>
+            </w:r>
+          </w:p>
+        </w:tc>
+        <w:tc>
+          <w:tcPr>
+            <w:tcW w:type="dxa" w:w="1728"/>
+            <w:shd w:fill="F8FAFC"/>
+          </w:tcPr>
+          <w:p>
+            <w:pPr>
+              <w:spacing w:line="288" w:lineRule="auto" w:after="40"/>
+            </w:pPr>
+            <w:r>
+              <w:rPr>
+                <w:rFonts w:ascii="Times New Roman" w:hAnsi="Times New Roman"/>
+                <w:b w:val="0"/>
+                <w:i w:val="0"/>
+                <w:color w:val="000000"/>
+                <w:sz w:val="20"/>
               </w:rPr>
               <w:t>10</w:t>
             </w:r>
@@ -200,44 +454,211 @@
       <w:tr>
         <w:tc>
           <w:tcPr>
-            <w:tcW w:type="dxa" w:w="2880"/>
+            <w:tcW w:type="dxa" w:w="1728"/>
+            <w:shd w:fill="FFFFFF"/>
           </w:tcPr>
           <w:p>
+            <w:pPr>
+              <w:spacing w:line="288" w:lineRule="auto" w:after="40"/>
+            </w:pPr>
             <w:r>
               <w:rPr>
                 <w:rFonts w:ascii="Times New Roman" w:hAnsi="Times New Roman"/>
                 <w:b w:val="0"/>
-                <w:sz w:val="24"/>
+                <w:i w:val="0"/>
+                <w:color w:val="000000"/>
+                <w:sz w:val="20"/>
               </w:rPr>
-              <w:t>Record Payment</w:t>
+              <w:t>UC-03</w:t>
             </w:r>
           </w:p>
         </w:tc>
         <w:tc>
           <w:tcPr>
-            <w:tcW w:type="dxa" w:w="2880"/>
+            <w:tcW w:type="dxa" w:w="1728"/>
+            <w:shd w:fill="FFFFFF"/>
           </w:tcPr>
           <w:p>
+            <w:pPr>
+              <w:spacing w:line="288" w:lineRule="auto" w:after="40"/>
+            </w:pPr>
             <w:r>
               <w:rPr>
                 <w:rFonts w:ascii="Times New Roman" w:hAnsi="Times New Roman"/>
                 <w:b w:val="0"/>
-                <w:sz w:val="24"/>
+                <w:i w:val="0"/>
+                <w:color w:val="000000"/>
+                <w:sz w:val="20"/>
               </w:rPr>
-              <w:t>Average (3-7 trans)</w:t>
+              <w:t>Bulk Job Creation &amp; Size Presets</w:t>
             </w:r>
           </w:p>
         </w:tc>
         <w:tc>
           <w:tcPr>
-            <w:tcW w:type="dxa" w:w="2880"/>
+            <w:tcW w:type="dxa" w:w="1728"/>
+            <w:shd w:fill="FFFFFF"/>
           </w:tcPr>
           <w:p>
+            <w:pPr>
+              <w:spacing w:line="288" w:lineRule="auto" w:after="40"/>
+            </w:pPr>
             <w:r>
               <w:rPr>
                 <w:rFonts w:ascii="Times New Roman" w:hAnsi="Times New Roman"/>
                 <w:b w:val="0"/>
-                <w:sz w:val="24"/>
+                <w:i w:val="0"/>
+                <w:color w:val="000000"/>
+                <w:sz w:val="20"/>
+              </w:rPr>
+              <w:t>Complex</w:t>
+            </w:r>
+          </w:p>
+        </w:tc>
+        <w:tc>
+          <w:tcPr>
+            <w:tcW w:type="dxa" w:w="1728"/>
+            <w:shd w:fill="FFFFFF"/>
+          </w:tcPr>
+          <w:p>
+            <w:pPr>
+              <w:spacing w:line="288" w:lineRule="auto" w:after="40"/>
+            </w:pPr>
+            <w:r>
+              <w:rPr>
+                <w:rFonts w:ascii="Times New Roman" w:hAnsi="Times New Roman"/>
+                <w:b w:val="0"/>
+                <w:i w:val="0"/>
+                <w:color w:val="000000"/>
+                <w:sz w:val="20"/>
+              </w:rPr>
+              <w:t>8 transactions</w:t>
+            </w:r>
+          </w:p>
+        </w:tc>
+        <w:tc>
+          <w:tcPr>
+            <w:tcW w:type="dxa" w:w="1728"/>
+            <w:shd w:fill="FFFFFF"/>
+          </w:tcPr>
+          <w:p>
+            <w:pPr>
+              <w:spacing w:line="288" w:lineRule="auto" w:after="40"/>
+            </w:pPr>
+            <w:r>
+              <w:rPr>
+                <w:rFonts w:ascii="Times New Roman" w:hAnsi="Times New Roman"/>
+                <w:b w:val="0"/>
+                <w:i w:val="0"/>
+                <w:color w:val="000000"/>
+                <w:sz w:val="20"/>
+              </w:rPr>
+              <w:t>15</w:t>
+            </w:r>
+          </w:p>
+        </w:tc>
+      </w:tr>
+      <w:tr>
+        <w:tc>
+          <w:tcPr>
+            <w:tcW w:type="dxa" w:w="1728"/>
+            <w:shd w:fill="F8FAFC"/>
+          </w:tcPr>
+          <w:p>
+            <w:pPr>
+              <w:spacing w:line="288" w:lineRule="auto" w:after="40"/>
+            </w:pPr>
+            <w:r>
+              <w:rPr>
+                <w:rFonts w:ascii="Times New Roman" w:hAnsi="Times New Roman"/>
+                <w:b w:val="0"/>
+                <w:i w:val="0"/>
+                <w:color w:val="000000"/>
+                <w:sz w:val="20"/>
+              </w:rPr>
+              <w:t>UC-04</w:t>
+            </w:r>
+          </w:p>
+        </w:tc>
+        <w:tc>
+          <w:tcPr>
+            <w:tcW w:type="dxa" w:w="1728"/>
+            <w:shd w:fill="F8FAFC"/>
+          </w:tcPr>
+          <w:p>
+            <w:pPr>
+              <w:spacing w:line="288" w:lineRule="auto" w:after="40"/>
+            </w:pPr>
+            <w:r>
+              <w:rPr>
+                <w:rFonts w:ascii="Times New Roman" w:hAnsi="Times New Roman"/>
+                <w:b w:val="0"/>
+                <w:i w:val="0"/>
+                <w:color w:val="000000"/>
+                <w:sz w:val="20"/>
+              </w:rPr>
+              <w:t>Payment Intake &amp; Receivable Clearance</w:t>
+            </w:r>
+          </w:p>
+        </w:tc>
+        <w:tc>
+          <w:tcPr>
+            <w:tcW w:type="dxa" w:w="1728"/>
+            <w:shd w:fill="F8FAFC"/>
+          </w:tcPr>
+          <w:p>
+            <w:pPr>
+              <w:spacing w:line="288" w:lineRule="auto" w:after="40"/>
+            </w:pPr>
+            <w:r>
+              <w:rPr>
+                <w:rFonts w:ascii="Times New Roman" w:hAnsi="Times New Roman"/>
+                <w:b w:val="0"/>
+                <w:i w:val="0"/>
+                <w:color w:val="000000"/>
+                <w:sz w:val="20"/>
+              </w:rPr>
+              <w:t>Average</w:t>
+            </w:r>
+          </w:p>
+        </w:tc>
+        <w:tc>
+          <w:tcPr>
+            <w:tcW w:type="dxa" w:w="1728"/>
+            <w:shd w:fill="F8FAFC"/>
+          </w:tcPr>
+          <w:p>
+            <w:pPr>
+              <w:spacing w:line="288" w:lineRule="auto" w:after="40"/>
+            </w:pPr>
+            <w:r>
+              <w:rPr>
+                <w:rFonts w:ascii="Times New Roman" w:hAnsi="Times New Roman"/>
+                <w:b w:val="0"/>
+                <w:i w:val="0"/>
+                <w:color w:val="000000"/>
+                <w:sz w:val="20"/>
+              </w:rPr>
+              <w:t>4 transactions</w:t>
+            </w:r>
+          </w:p>
+        </w:tc>
+        <w:tc>
+          <w:tcPr>
+            <w:tcW w:type="dxa" w:w="1728"/>
+            <w:shd w:fill="F8FAFC"/>
+          </w:tcPr>
+          <w:p>
+            <w:pPr>
+              <w:spacing w:line="288" w:lineRule="auto" w:after="40"/>
+            </w:pPr>
+            <w:r>
+              <w:rPr>
+                <w:rFonts w:ascii="Times New Roman" w:hAnsi="Times New Roman"/>
+                <w:b w:val="0"/>
+                <w:i w:val="0"/>
+                <w:color w:val="000000"/>
+                <w:sz w:val="20"/>
               </w:rPr>
               <w:t>10</w:t>
             </w:r>
@@ -247,44 +668,104 @@
       <w:tr>
         <w:tc>
           <w:tcPr>
-            <w:tcW w:type="dxa" w:w="2880"/>
+            <w:tcW w:type="dxa" w:w="1728"/>
+            <w:shd w:fill="FFFFFF"/>
           </w:tcPr>
           <w:p>
+            <w:pPr>
+              <w:spacing w:line="288" w:lineRule="auto" w:after="40"/>
+            </w:pPr>
             <w:r>
               <w:rPr>
                 <w:rFonts w:ascii="Times New Roman" w:hAnsi="Times New Roman"/>
                 <w:b w:val="0"/>
-                <w:sz w:val="24"/>
+                <w:i w:val="0"/>
+                <w:color w:val="000000"/>
+                <w:sz w:val="20"/>
               </w:rPr>
-              <w:t>Configure SMS/Email</w:t>
+              <w:t>UC-05</w:t>
             </w:r>
           </w:p>
         </w:tc>
         <w:tc>
           <w:tcPr>
-            <w:tcW w:type="dxa" w:w="2880"/>
+            <w:tcW w:type="dxa" w:w="1728"/>
+            <w:shd w:fill="FFFFFF"/>
           </w:tcPr>
           <w:p>
+            <w:pPr>
+              <w:spacing w:line="288" w:lineRule="auto" w:after="40"/>
+            </w:pPr>
             <w:r>
               <w:rPr>
                 <w:rFonts w:ascii="Times New Roman" w:hAnsi="Times New Roman"/>
                 <w:b w:val="0"/>
-                <w:sz w:val="24"/>
+                <w:i w:val="0"/>
+                <w:color w:val="000000"/>
+                <w:sz w:val="20"/>
               </w:rPr>
-              <w:t>Simple (1 trans)</w:t>
+              <w:t>Expense Logging &amp; Categorization</w:t>
             </w:r>
           </w:p>
         </w:tc>
         <w:tc>
           <w:tcPr>
-            <w:tcW w:type="dxa" w:w="2880"/>
+            <w:tcW w:type="dxa" w:w="1728"/>
+            <w:shd w:fill="FFFFFF"/>
           </w:tcPr>
           <w:p>
+            <w:pPr>
+              <w:spacing w:line="288" w:lineRule="auto" w:after="40"/>
+            </w:pPr>
             <w:r>
               <w:rPr>
                 <w:rFonts w:ascii="Times New Roman" w:hAnsi="Times New Roman"/>
                 <w:b w:val="0"/>
-                <w:sz w:val="24"/>
+                <w:i w:val="0"/>
+                <w:color w:val="000000"/>
+                <w:sz w:val="20"/>
+              </w:rPr>
+              <w:t>Simple</w:t>
+            </w:r>
+          </w:p>
+        </w:tc>
+        <w:tc>
+          <w:tcPr>
+            <w:tcW w:type="dxa" w:w="1728"/>
+            <w:shd w:fill="FFFFFF"/>
+          </w:tcPr>
+          <w:p>
+            <w:pPr>
+              <w:spacing w:line="288" w:lineRule="auto" w:after="40"/>
+            </w:pPr>
+            <w:r>
+              <w:rPr>
+                <w:rFonts w:ascii="Times New Roman" w:hAnsi="Times New Roman"/>
+                <w:b w:val="0"/>
+                <w:i w:val="0"/>
+                <w:color w:val="000000"/>
+                <w:sz w:val="20"/>
+              </w:rPr>
+              <w:t>3 transactions</w:t>
+            </w:r>
+          </w:p>
+        </w:tc>
+        <w:tc>
+          <w:tcPr>
+            <w:tcW w:type="dxa" w:w="1728"/>
+            <w:shd w:fill="FFFFFF"/>
+          </w:tcPr>
+          <w:p>
+            <w:pPr>
+              <w:spacing w:line="288" w:lineRule="auto" w:after="40"/>
+            </w:pPr>
+            <w:r>
+              <w:rPr>
+                <w:rFonts w:ascii="Times New Roman" w:hAnsi="Times New Roman"/>
+                <w:b w:val="0"/>
+                <w:i w:val="0"/>
+                <w:color w:val="000000"/>
+                <w:sz w:val="20"/>
               </w:rPr>
               <w:t>5</w:t>
             </w:r>
@@ -294,44 +775,104 @@
       <w:tr>
         <w:tc>
           <w:tcPr>
-            <w:tcW w:type="dxa" w:w="2880"/>
+            <w:tcW w:type="dxa" w:w="1728"/>
+            <w:shd w:fill="F8FAFC"/>
           </w:tcPr>
           <w:p>
+            <w:pPr>
+              <w:spacing w:line="288" w:lineRule="auto" w:after="40"/>
+            </w:pPr>
             <w:r>
               <w:rPr>
                 <w:rFonts w:ascii="Times New Roman" w:hAnsi="Times New Roman"/>
                 <w:b w:val="0"/>
-                <w:sz w:val="24"/>
+                <w:i w:val="0"/>
+                <w:color w:val="000000"/>
+                <w:sz w:val="20"/>
               </w:rPr>
-              <w:t>View Analytics Dashboard</w:t>
+              <w:t>UC-06</w:t>
             </w:r>
           </w:p>
         </w:tc>
         <w:tc>
           <w:tcPr>
-            <w:tcW w:type="dxa" w:w="2880"/>
+            <w:tcW w:type="dxa" w:w="1728"/>
+            <w:shd w:fill="F8FAFC"/>
           </w:tcPr>
           <w:p>
+            <w:pPr>
+              <w:spacing w:line="288" w:lineRule="auto" w:after="40"/>
+            </w:pPr>
             <w:r>
               <w:rPr>
                 <w:rFonts w:ascii="Times New Roman" w:hAnsi="Times New Roman"/>
                 <w:b w:val="0"/>
-                <w:sz w:val="24"/>
+                <w:i w:val="0"/>
+                <w:color w:val="000000"/>
+                <w:sz w:val="20"/>
               </w:rPr>
-              <w:t>Simple (1 trans)</w:t>
+              <w:t>Automated SMSOnlineAPI &amp; Email Alerts</w:t>
             </w:r>
           </w:p>
         </w:tc>
         <w:tc>
           <w:tcPr>
-            <w:tcW w:type="dxa" w:w="2880"/>
+            <w:tcW w:type="dxa" w:w="1728"/>
+            <w:shd w:fill="F8FAFC"/>
           </w:tcPr>
           <w:p>
+            <w:pPr>
+              <w:spacing w:line="288" w:lineRule="auto" w:after="40"/>
+            </w:pPr>
             <w:r>
               <w:rPr>
                 <w:rFonts w:ascii="Times New Roman" w:hAnsi="Times New Roman"/>
                 <w:b w:val="0"/>
-                <w:sz w:val="24"/>
+                <w:i w:val="0"/>
+                <w:color w:val="000000"/>
+                <w:sz w:val="20"/>
+              </w:rPr>
+              <w:t>Simple</w:t>
+            </w:r>
+          </w:p>
+        </w:tc>
+        <w:tc>
+          <w:tcPr>
+            <w:tcW w:type="dxa" w:w="1728"/>
+            <w:shd w:fill="F8FAFC"/>
+          </w:tcPr>
+          <w:p>
+            <w:pPr>
+              <w:spacing w:line="288" w:lineRule="auto" w:after="40"/>
+            </w:pPr>
+            <w:r>
+              <w:rPr>
+                <w:rFonts w:ascii="Times New Roman" w:hAnsi="Times New Roman"/>
+                <w:b w:val="0"/>
+                <w:i w:val="0"/>
+                <w:color w:val="000000"/>
+                <w:sz w:val="20"/>
+              </w:rPr>
+              <w:t>2 transactions</w:t>
+            </w:r>
+          </w:p>
+        </w:tc>
+        <w:tc>
+          <w:tcPr>
+            <w:tcW w:type="dxa" w:w="1728"/>
+            <w:shd w:fill="F8FAFC"/>
+          </w:tcPr>
+          <w:p>
+            <w:pPr>
+              <w:spacing w:line="288" w:lineRule="auto" w:after="40"/>
+            </w:pPr>
+            <w:r>
+              <w:rPr>
+                <w:rFonts w:ascii="Times New Roman" w:hAnsi="Times New Roman"/>
+                <w:b w:val="0"/>
+                <w:i w:val="0"/>
+                <w:color w:val="000000"/>
+                <w:sz w:val="20"/>
               </w:rPr>
               <w:t>5</w:t>
             </w:r>
@@ -341,44 +882,211 @@
       <w:tr>
         <w:tc>
           <w:tcPr>
-            <w:tcW w:type="dxa" w:w="2880"/>
+            <w:tcW w:type="dxa" w:w="1728"/>
+            <w:shd w:fill="FFFFFF"/>
           </w:tcPr>
           <w:p>
+            <w:pPr>
+              <w:spacing w:line="288" w:lineRule="auto" w:after="40"/>
+            </w:pPr>
             <w:r>
               <w:rPr>
                 <w:rFonts w:ascii="Times New Roman" w:hAnsi="Times New Roman"/>
                 <w:b w:val="0"/>
-                <w:sz w:val="24"/>
+                <w:i w:val="0"/>
+                <w:color w:val="000000"/>
+                <w:sz w:val="20"/>
               </w:rPr>
-              <w:t>Customer Portal Logins</w:t>
+              <w:t>UC-07</w:t>
             </w:r>
           </w:p>
         </w:tc>
         <w:tc>
           <w:tcPr>
-            <w:tcW w:type="dxa" w:w="2880"/>
+            <w:tcW w:type="dxa" w:w="1728"/>
+            <w:shd w:fill="FFFFFF"/>
           </w:tcPr>
           <w:p>
+            <w:pPr>
+              <w:spacing w:line="288" w:lineRule="auto" w:after="40"/>
+            </w:pPr>
             <w:r>
               <w:rPr>
                 <w:rFonts w:ascii="Times New Roman" w:hAnsi="Times New Roman"/>
                 <w:b w:val="0"/>
-                <w:sz w:val="24"/>
+                <w:i w:val="0"/>
+                <w:color w:val="000000"/>
+                <w:sz w:val="20"/>
               </w:rPr>
-              <w:t>Average (3-7 trans)</w:t>
+              <w:t>Financial Analytics &amp; Export Toolbar</w:t>
             </w:r>
           </w:p>
         </w:tc>
         <w:tc>
           <w:tcPr>
-            <w:tcW w:type="dxa" w:w="2880"/>
+            <w:tcW w:type="dxa" w:w="1728"/>
+            <w:shd w:fill="FFFFFF"/>
           </w:tcPr>
           <w:p>
+            <w:pPr>
+              <w:spacing w:line="288" w:lineRule="auto" w:after="40"/>
+            </w:pPr>
             <w:r>
               <w:rPr>
                 <w:rFonts w:ascii="Times New Roman" w:hAnsi="Times New Roman"/>
                 <w:b w:val="0"/>
-                <w:sz w:val="24"/>
+                <w:i w:val="0"/>
+                <w:color w:val="000000"/>
+                <w:sz w:val="20"/>
+              </w:rPr>
+              <w:t>Average</w:t>
+            </w:r>
+          </w:p>
+        </w:tc>
+        <w:tc>
+          <w:tcPr>
+            <w:tcW w:type="dxa" w:w="1728"/>
+            <w:shd w:fill="FFFFFF"/>
+          </w:tcPr>
+          <w:p>
+            <w:pPr>
+              <w:spacing w:line="288" w:lineRule="auto" w:after="40"/>
+            </w:pPr>
+            <w:r>
+              <w:rPr>
+                <w:rFonts w:ascii="Times New Roman" w:hAnsi="Times New Roman"/>
+                <w:b w:val="0"/>
+                <w:i w:val="0"/>
+                <w:color w:val="000000"/>
+                <w:sz w:val="20"/>
+              </w:rPr>
+              <w:t>5 transactions</w:t>
+            </w:r>
+          </w:p>
+        </w:tc>
+        <w:tc>
+          <w:tcPr>
+            <w:tcW w:type="dxa" w:w="1728"/>
+            <w:shd w:fill="FFFFFF"/>
+          </w:tcPr>
+          <w:p>
+            <w:pPr>
+              <w:spacing w:line="288" w:lineRule="auto" w:after="40"/>
+            </w:pPr>
+            <w:r>
+              <w:rPr>
+                <w:rFonts w:ascii="Times New Roman" w:hAnsi="Times New Roman"/>
+                <w:b w:val="0"/>
+                <w:i w:val="0"/>
+                <w:color w:val="000000"/>
+                <w:sz w:val="20"/>
+              </w:rPr>
+              <w:t>10</w:t>
+            </w:r>
+          </w:p>
+        </w:tc>
+      </w:tr>
+      <w:tr>
+        <w:tc>
+          <w:tcPr>
+            <w:tcW w:type="dxa" w:w="1728"/>
+            <w:shd w:fill="F8FAFC"/>
+          </w:tcPr>
+          <w:p>
+            <w:pPr>
+              <w:spacing w:line="288" w:lineRule="auto" w:after="40"/>
+            </w:pPr>
+            <w:r>
+              <w:rPr>
+                <w:rFonts w:ascii="Times New Roman" w:hAnsi="Times New Roman"/>
+                <w:b w:val="0"/>
+                <w:i w:val="0"/>
+                <w:color w:val="000000"/>
+                <w:sz w:val="20"/>
+              </w:rPr>
+              <w:t>UC-08</w:t>
+            </w:r>
+          </w:p>
+        </w:tc>
+        <w:tc>
+          <w:tcPr>
+            <w:tcW w:type="dxa" w:w="1728"/>
+            <w:shd w:fill="F8FAFC"/>
+          </w:tcPr>
+          <w:p>
+            <w:pPr>
+              <w:spacing w:line="288" w:lineRule="auto" w:after="40"/>
+            </w:pPr>
+            <w:r>
+              <w:rPr>
+                <w:rFonts w:ascii="Times New Roman" w:hAnsi="Times New Roman"/>
+                <w:b w:val="0"/>
+                <w:i w:val="0"/>
+                <w:color w:val="000000"/>
+                <w:sz w:val="20"/>
+              </w:rPr>
+              <w:t>Customer Portal Intake &amp; Self-Service</w:t>
+            </w:r>
+          </w:p>
+        </w:tc>
+        <w:tc>
+          <w:tcPr>
+            <w:tcW w:type="dxa" w:w="1728"/>
+            <w:shd w:fill="F8FAFC"/>
+          </w:tcPr>
+          <w:p>
+            <w:pPr>
+              <w:spacing w:line="288" w:lineRule="auto" w:after="40"/>
+            </w:pPr>
+            <w:r>
+              <w:rPr>
+                <w:rFonts w:ascii="Times New Roman" w:hAnsi="Times New Roman"/>
+                <w:b w:val="0"/>
+                <w:i w:val="0"/>
+                <w:color w:val="000000"/>
+                <w:sz w:val="20"/>
+              </w:rPr>
+              <w:t>Average</w:t>
+            </w:r>
+          </w:p>
+        </w:tc>
+        <w:tc>
+          <w:tcPr>
+            <w:tcW w:type="dxa" w:w="1728"/>
+            <w:shd w:fill="F8FAFC"/>
+          </w:tcPr>
+          <w:p>
+            <w:pPr>
+              <w:spacing w:line="288" w:lineRule="auto" w:after="40"/>
+            </w:pPr>
+            <w:r>
+              <w:rPr>
+                <w:rFonts w:ascii="Times New Roman" w:hAnsi="Times New Roman"/>
+                <w:b w:val="0"/>
+                <w:i w:val="0"/>
+                <w:color w:val="000000"/>
+                <w:sz w:val="20"/>
+              </w:rPr>
+              <w:t>6 transactions</w:t>
+            </w:r>
+          </w:p>
+        </w:tc>
+        <w:tc>
+          <w:tcPr>
+            <w:tcW w:type="dxa" w:w="1728"/>
+            <w:shd w:fill="F8FAFC"/>
+          </w:tcPr>
+          <w:p>
+            <w:pPr>
+              <w:spacing w:line="288" w:lineRule="auto" w:after="40"/>
+            </w:pPr>
+            <w:r>
+              <w:rPr>
+                <w:rFonts w:ascii="Times New Roman" w:hAnsi="Times New Roman"/>
+                <w:b w:val="0"/>
+                <w:i w:val="0"/>
+                <w:color w:val="000000"/>
+                <w:sz w:val="20"/>
               </w:rPr>
               <w:t>10</w:t>
             </w:r>
@@ -389,27 +1097,30 @@
     <w:p/>
     <w:p>
       <w:pPr>
-        <w:spacing w:line="360" w:lineRule="auto" w:after="240"/>
-      </w:pPr>
-      <w:r>
-        <w:rPr>
-          <w:rFonts w:ascii="Times New Roman" w:hAnsi="Times New Roman"/>
-          <w:b w:val="0"/>
-          <w:sz w:val="24"/>
-        </w:rPr>
-        <w:t>Total UUCW: 45</w:t>
-      </w:r>
-    </w:p>
-    <w:p>
-      <w:pPr>
-        <w:pStyle w:val="Heading2"/>
-        <w:spacing w:after="240"/>
+        <w:spacing w:line="360" w:lineRule="auto" w:after="160"/>
       </w:pPr>
       <w:r>
         <w:rPr>
           <w:rFonts w:ascii="Times New Roman" w:hAnsi="Times New Roman"/>
           <w:b/>
+          <w:i w:val="0"/>
           <w:color w:val="000000"/>
+          <w:sz w:val="24"/>
+        </w:rPr>
+        <w:t>Total Unadjusted Use Case Weight (UUCW) = 70</w:t>
+      </w:r>
+    </w:p>
+    <w:p>
+      <w:pPr>
+        <w:keepNext/>
+        <w:spacing w:before="280" w:after="160"/>
+      </w:pPr>
+      <w:r>
+        <w:rPr>
+          <w:rFonts w:ascii="Times New Roman" w:hAnsi="Times New Roman"/>
+          <w:b/>
+          <w:i w:val="0"/>
+          <w:color w:val="0F766E"/>
           <w:sz w:val="28"/>
         </w:rPr>
         <w:t>2. Unadjusted Actor Weight (UAW)</w:t>
@@ -419,54 +1130,95 @@
       <w:tblPr>
         <w:tblStyle w:val="TableGrid"/>
         <w:tblW w:type="auto" w:w="0"/>
+        <w:jc w:val="center"/>
         <w:tblLook w:firstColumn="1" w:firstRow="1" w:lastColumn="0" w:lastRow="0" w:noHBand="0" w:noVBand="1" w:val="04A0"/>
       </w:tblPr>
       <w:tblGrid>
-        <w:gridCol w:w="2880"/>
-        <w:gridCol w:w="2880"/>
-        <w:gridCol w:w="2880"/>
+        <w:gridCol w:w="2160"/>
+        <w:gridCol w:w="2160"/>
+        <w:gridCol w:w="2160"/>
+        <w:gridCol w:w="2160"/>
       </w:tblGrid>
       <w:tr>
         <w:tc>
           <w:tcPr>
-            <w:tcW w:type="dxa" w:w="2880"/>
+            <w:tcW w:type="dxa" w:w="2160"/>
+            <w:shd w:fill="1E3A8A"/>
           </w:tcPr>
           <w:p>
+            <w:pPr>
+              <w:jc w:val="center"/>
+            </w:pPr>
             <w:r>
               <w:rPr>
                 <w:rFonts w:ascii="Times New Roman" w:hAnsi="Times New Roman"/>
                 <w:b/>
-                <w:sz w:val="24"/>
+                <w:i w:val="0"/>
+                <w:color w:val="FFFFFF"/>
+                <w:sz w:val="21"/>
               </w:rPr>
-              <w:t>Actor</w:t>
+              <w:t>Actor Name</w:t>
             </w:r>
           </w:p>
         </w:tc>
         <w:tc>
           <w:tcPr>
-            <w:tcW w:type="dxa" w:w="2880"/>
+            <w:tcW w:type="dxa" w:w="2160"/>
+            <w:shd w:fill="1E3A8A"/>
           </w:tcPr>
           <w:p>
+            <w:pPr>
+              <w:jc w:val="center"/>
+            </w:pPr>
             <w:r>
               <w:rPr>
                 <w:rFonts w:ascii="Times New Roman" w:hAnsi="Times New Roman"/>
                 <w:b/>
-                <w:sz w:val="24"/>
+                <w:i w:val="0"/>
+                <w:color w:val="FFFFFF"/>
+                <w:sz w:val="21"/>
               </w:rPr>
-              <w:t>Complexity</w:t>
+              <w:t>Actor Type</w:t>
             </w:r>
           </w:p>
         </w:tc>
         <w:tc>
           <w:tcPr>
-            <w:tcW w:type="dxa" w:w="2880"/>
+            <w:tcW w:type="dxa" w:w="2160"/>
+            <w:shd w:fill="1E3A8A"/>
           </w:tcPr>
           <w:p>
+            <w:pPr>
+              <w:jc w:val="center"/>
+            </w:pPr>
             <w:r>
               <w:rPr>
                 <w:rFonts w:ascii="Times New Roman" w:hAnsi="Times New Roman"/>
                 <w:b/>
-                <w:sz w:val="24"/>
+                <w:i w:val="0"/>
+                <w:color w:val="FFFFFF"/>
+                <w:sz w:val="21"/>
+              </w:rPr>
+              <w:t>Description</w:t>
+            </w:r>
+          </w:p>
+        </w:tc>
+        <w:tc>
+          <w:tcPr>
+            <w:tcW w:type="dxa" w:w="2160"/>
+            <w:shd w:fill="1E3A8A"/>
+          </w:tcPr>
+          <w:p>
+            <w:pPr>
+              <w:jc w:val="center"/>
+            </w:pPr>
+            <w:r>
+              <w:rPr>
+                <w:rFonts w:ascii="Times New Roman" w:hAnsi="Times New Roman"/>
+                <w:b/>
+                <w:i w:val="0"/>
+                <w:color w:val="FFFFFF"/>
+                <w:sz w:val="21"/>
               </w:rPr>
               <w:t>Weight</w:t>
             </w:r>
@@ -476,44 +1228,83 @@
       <w:tr>
         <w:tc>
           <w:tcPr>
-            <w:tcW w:type="dxa" w:w="2880"/>
+            <w:tcW w:type="dxa" w:w="2160"/>
+            <w:shd w:fill="FFFFFF"/>
           </w:tcPr>
           <w:p>
+            <w:pPr>
+              <w:spacing w:line="288" w:lineRule="auto" w:after="40"/>
+            </w:pPr>
             <w:r>
               <w:rPr>
                 <w:rFonts w:ascii="Times New Roman" w:hAnsi="Times New Roman"/>
                 <w:b w:val="0"/>
-                <w:sz w:val="24"/>
+                <w:i w:val="0"/>
+                <w:color w:val="000000"/>
+                <w:sz w:val="20"/>
               </w:rPr>
-              <w:t>Shop Admin/Owner</w:t>
+              <w:t>Shop Admin / Owner</w:t>
             </w:r>
           </w:p>
         </w:tc>
         <w:tc>
           <w:tcPr>
-            <w:tcW w:type="dxa" w:w="2880"/>
+            <w:tcW w:type="dxa" w:w="2160"/>
+            <w:shd w:fill="FFFFFF"/>
           </w:tcPr>
           <w:p>
+            <w:pPr>
+              <w:spacing w:line="288" w:lineRule="auto" w:after="40"/>
+            </w:pPr>
             <w:r>
               <w:rPr>
                 <w:rFonts w:ascii="Times New Roman" w:hAnsi="Times New Roman"/>
                 <w:b w:val="0"/>
-                <w:sz w:val="24"/>
+                <w:i w:val="0"/>
+                <w:color w:val="000000"/>
+                <w:sz w:val="20"/>
               </w:rPr>
-              <w:t>Complex (GUI)</w:t>
+              <w:t>Complex</w:t>
             </w:r>
           </w:p>
         </w:tc>
         <w:tc>
           <w:tcPr>
-            <w:tcW w:type="dxa" w:w="2880"/>
+            <w:tcW w:type="dxa" w:w="2160"/>
+            <w:shd w:fill="FFFFFF"/>
           </w:tcPr>
           <w:p>
+            <w:pPr>
+              <w:spacing w:line="288" w:lineRule="auto" w:after="40"/>
+            </w:pPr>
             <w:r>
               <w:rPr>
                 <w:rFonts w:ascii="Times New Roman" w:hAnsi="Times New Roman"/>
                 <w:b w:val="0"/>
-                <w:sz w:val="24"/>
+                <w:i w:val="0"/>
+                <w:color w:val="000000"/>
+                <w:sz w:val="20"/>
+              </w:rPr>
+              <w:t>Interacts via Rich Graphical Web Dashboard UI</w:t>
+            </w:r>
+          </w:p>
+        </w:tc>
+        <w:tc>
+          <w:tcPr>
+            <w:tcW w:type="dxa" w:w="2160"/>
+            <w:shd w:fill="FFFFFF"/>
+          </w:tcPr>
+          <w:p>
+            <w:pPr>
+              <w:spacing w:line="288" w:lineRule="auto" w:after="40"/>
+            </w:pPr>
+            <w:r>
+              <w:rPr>
+                <w:rFonts w:ascii="Times New Roman" w:hAnsi="Times New Roman"/>
+                <w:b w:val="0"/>
+                <w:i w:val="0"/>
+                <w:color w:val="000000"/>
+                <w:sz w:val="20"/>
               </w:rPr>
               <w:t>3</w:t>
             </w:r>
@@ -523,14 +1314,106 @@
       <w:tr>
         <w:tc>
           <w:tcPr>
-            <w:tcW w:type="dxa" w:w="2880"/>
+            <w:tcW w:type="dxa" w:w="2160"/>
+            <w:shd w:fill="F8FAFC"/>
           </w:tcPr>
           <w:p>
+            <w:pPr>
+              <w:spacing w:line="288" w:lineRule="auto" w:after="40"/>
+            </w:pPr>
             <w:r>
               <w:rPr>
                 <w:rFonts w:ascii="Times New Roman" w:hAnsi="Times New Roman"/>
                 <w:b w:val="0"/>
-                <w:sz w:val="24"/>
+                <w:i w:val="0"/>
+                <w:color w:val="000000"/>
+                <w:sz w:val="20"/>
+              </w:rPr>
+              <w:t>Shop Staff / Press Operator</w:t>
+            </w:r>
+          </w:p>
+        </w:tc>
+        <w:tc>
+          <w:tcPr>
+            <w:tcW w:type="dxa" w:w="2160"/>
+            <w:shd w:fill="F8FAFC"/>
+          </w:tcPr>
+          <w:p>
+            <w:pPr>
+              <w:spacing w:line="288" w:lineRule="auto" w:after="40"/>
+            </w:pPr>
+            <w:r>
+              <w:rPr>
+                <w:rFonts w:ascii="Times New Roman" w:hAnsi="Times New Roman"/>
+                <w:b w:val="0"/>
+                <w:i w:val="0"/>
+                <w:color w:val="000000"/>
+                <w:sz w:val="20"/>
+              </w:rPr>
+              <w:t>Complex</w:t>
+            </w:r>
+          </w:p>
+        </w:tc>
+        <w:tc>
+          <w:tcPr>
+            <w:tcW w:type="dxa" w:w="2160"/>
+            <w:shd w:fill="F8FAFC"/>
+          </w:tcPr>
+          <w:p>
+            <w:pPr>
+              <w:spacing w:line="288" w:lineRule="auto" w:after="40"/>
+            </w:pPr>
+            <w:r>
+              <w:rPr>
+                <w:rFonts w:ascii="Times New Roman" w:hAnsi="Times New Roman"/>
+                <w:b w:val="0"/>
+                <w:i w:val="0"/>
+                <w:color w:val="000000"/>
+                <w:sz w:val="20"/>
+              </w:rPr>
+              <w:t>Interacts via Production Workflow Web Interface</w:t>
+            </w:r>
+          </w:p>
+        </w:tc>
+        <w:tc>
+          <w:tcPr>
+            <w:tcW w:type="dxa" w:w="2160"/>
+            <w:shd w:fill="F8FAFC"/>
+          </w:tcPr>
+          <w:p>
+            <w:pPr>
+              <w:spacing w:line="288" w:lineRule="auto" w:after="40"/>
+            </w:pPr>
+            <w:r>
+              <w:rPr>
+                <w:rFonts w:ascii="Times New Roman" w:hAnsi="Times New Roman"/>
+                <w:b w:val="0"/>
+                <w:i w:val="0"/>
+                <w:color w:val="000000"/>
+                <w:sz w:val="20"/>
+              </w:rPr>
+              <w:t>3</w:t>
+            </w:r>
+          </w:p>
+        </w:tc>
+      </w:tr>
+      <w:tr>
+        <w:tc>
+          <w:tcPr>
+            <w:tcW w:type="dxa" w:w="2160"/>
+            <w:shd w:fill="FFFFFF"/>
+          </w:tcPr>
+          <w:p>
+            <w:pPr>
+              <w:spacing w:line="288" w:lineRule="auto" w:after="40"/>
+            </w:pPr>
+            <w:r>
+              <w:rPr>
+                <w:rFonts w:ascii="Times New Roman" w:hAnsi="Times New Roman"/>
+                <w:b w:val="0"/>
+                <w:i w:val="0"/>
+                <w:color w:val="000000"/>
+                <w:sz w:val="20"/>
               </w:rPr>
               <w:t>Customer</w:t>
             </w:r>
@@ -538,31 +1421,322 @@
         </w:tc>
         <w:tc>
           <w:tcPr>
-            <w:tcW w:type="dxa" w:w="2880"/>
+            <w:tcW w:type="dxa" w:w="2160"/>
+            <w:shd w:fill="FFFFFF"/>
           </w:tcPr>
           <w:p>
+            <w:pPr>
+              <w:spacing w:line="288" w:lineRule="auto" w:after="40"/>
+            </w:pPr>
             <w:r>
               <w:rPr>
                 <w:rFonts w:ascii="Times New Roman" w:hAnsi="Times New Roman"/>
                 <w:b w:val="0"/>
-                <w:sz w:val="24"/>
+                <w:i w:val="0"/>
+                <w:color w:val="000000"/>
+                <w:sz w:val="20"/>
               </w:rPr>
-              <w:t>Complex (GUI Web Portal)</w:t>
+              <w:t>Complex</w:t>
             </w:r>
           </w:p>
         </w:tc>
         <w:tc>
           <w:tcPr>
-            <w:tcW w:type="dxa" w:w="2880"/>
+            <w:tcW w:type="dxa" w:w="2160"/>
+            <w:shd w:fill="FFFFFF"/>
           </w:tcPr>
           <w:p>
+            <w:pPr>
+              <w:spacing w:line="288" w:lineRule="auto" w:after="40"/>
+            </w:pPr>
             <w:r>
               <w:rPr>
                 <w:rFonts w:ascii="Times New Roman" w:hAnsi="Times New Roman"/>
                 <w:b w:val="0"/>
-                <w:sz w:val="24"/>
+                <w:i w:val="0"/>
+                <w:color w:val="000000"/>
+                <w:sz w:val="20"/>
+              </w:rPr>
+              <w:t>Interacts via Self-Service Customer Web Portal</w:t>
+            </w:r>
+          </w:p>
+        </w:tc>
+        <w:tc>
+          <w:tcPr>
+            <w:tcW w:type="dxa" w:w="2160"/>
+            <w:shd w:fill="FFFFFF"/>
+          </w:tcPr>
+          <w:p>
+            <w:pPr>
+              <w:spacing w:line="288" w:lineRule="auto" w:after="40"/>
+            </w:pPr>
+            <w:r>
+              <w:rPr>
+                <w:rFonts w:ascii="Times New Roman" w:hAnsi="Times New Roman"/>
+                <w:b w:val="0"/>
+                <w:i w:val="0"/>
+                <w:color w:val="000000"/>
+                <w:sz w:val="20"/>
               </w:rPr>
               <w:t>3</w:t>
+            </w:r>
+          </w:p>
+        </w:tc>
+      </w:tr>
+      <w:tr>
+        <w:tc>
+          <w:tcPr>
+            <w:tcW w:type="dxa" w:w="2160"/>
+            <w:shd w:fill="F8FAFC"/>
+          </w:tcPr>
+          <w:p>
+            <w:pPr>
+              <w:spacing w:line="288" w:lineRule="auto" w:after="40"/>
+            </w:pPr>
+            <w:r>
+              <w:rPr>
+                <w:rFonts w:ascii="Times New Roman" w:hAnsi="Times New Roman"/>
+                <w:b w:val="0"/>
+                <w:i w:val="0"/>
+                <w:color w:val="000000"/>
+                <w:sz w:val="20"/>
+              </w:rPr>
+              <w:t>SMSOnlineAPI Gateway</w:t>
+            </w:r>
+          </w:p>
+        </w:tc>
+        <w:tc>
+          <w:tcPr>
+            <w:tcW w:type="dxa" w:w="2160"/>
+            <w:shd w:fill="F8FAFC"/>
+          </w:tcPr>
+          <w:p>
+            <w:pPr>
+              <w:spacing w:line="288" w:lineRule="auto" w:after="40"/>
+            </w:pPr>
+            <w:r>
+              <w:rPr>
+                <w:rFonts w:ascii="Times New Roman" w:hAnsi="Times New Roman"/>
+                <w:b w:val="0"/>
+                <w:i w:val="0"/>
+                <w:color w:val="000000"/>
+                <w:sz w:val="20"/>
+              </w:rPr>
+              <w:t>Simple</w:t>
+            </w:r>
+          </w:p>
+        </w:tc>
+        <w:tc>
+          <w:tcPr>
+            <w:tcW w:type="dxa" w:w="2160"/>
+            <w:shd w:fill="F8FAFC"/>
+          </w:tcPr>
+          <w:p>
+            <w:pPr>
+              <w:spacing w:line="288" w:lineRule="auto" w:after="40"/>
+            </w:pPr>
+            <w:r>
+              <w:rPr>
+                <w:rFonts w:ascii="Times New Roman" w:hAnsi="Times New Roman"/>
+                <w:b w:val="0"/>
+                <w:i w:val="0"/>
+                <w:color w:val="000000"/>
+                <w:sz w:val="20"/>
+              </w:rPr>
+              <w:t>Interacts via REST API Callbacks</w:t>
+            </w:r>
+          </w:p>
+        </w:tc>
+        <w:tc>
+          <w:tcPr>
+            <w:tcW w:type="dxa" w:w="2160"/>
+            <w:shd w:fill="F8FAFC"/>
+          </w:tcPr>
+          <w:p>
+            <w:pPr>
+              <w:spacing w:line="288" w:lineRule="auto" w:after="40"/>
+            </w:pPr>
+            <w:r>
+              <w:rPr>
+                <w:rFonts w:ascii="Times New Roman" w:hAnsi="Times New Roman"/>
+                <w:b w:val="0"/>
+                <w:i w:val="0"/>
+                <w:color w:val="000000"/>
+                <w:sz w:val="20"/>
+              </w:rPr>
+              <w:t>1</w:t>
+            </w:r>
+          </w:p>
+        </w:tc>
+      </w:tr>
+      <w:tr>
+        <w:tc>
+          <w:tcPr>
+            <w:tcW w:type="dxa" w:w="2160"/>
+            <w:shd w:fill="FFFFFF"/>
+          </w:tcPr>
+          <w:p>
+            <w:pPr>
+              <w:spacing w:line="288" w:lineRule="auto" w:after="40"/>
+            </w:pPr>
+            <w:r>
+              <w:rPr>
+                <w:rFonts w:ascii="Times New Roman" w:hAnsi="Times New Roman"/>
+                <w:b w:val="0"/>
+                <w:i w:val="0"/>
+                <w:color w:val="000000"/>
+                <w:sz w:val="20"/>
+              </w:rPr>
+              <w:t>Namecheap cPanel SMTP</w:t>
+            </w:r>
+          </w:p>
+        </w:tc>
+        <w:tc>
+          <w:tcPr>
+            <w:tcW w:type="dxa" w:w="2160"/>
+            <w:shd w:fill="FFFFFF"/>
+          </w:tcPr>
+          <w:p>
+            <w:pPr>
+              <w:spacing w:line="288" w:lineRule="auto" w:after="40"/>
+            </w:pPr>
+            <w:r>
+              <w:rPr>
+                <w:rFonts w:ascii="Times New Roman" w:hAnsi="Times New Roman"/>
+                <w:b w:val="0"/>
+                <w:i w:val="0"/>
+                <w:color w:val="000000"/>
+                <w:sz w:val="20"/>
+              </w:rPr>
+              <w:t>Simple</w:t>
+            </w:r>
+          </w:p>
+        </w:tc>
+        <w:tc>
+          <w:tcPr>
+            <w:tcW w:type="dxa" w:w="2160"/>
+            <w:shd w:fill="FFFFFF"/>
+          </w:tcPr>
+          <w:p>
+            <w:pPr>
+              <w:spacing w:line="288" w:lineRule="auto" w:after="40"/>
+            </w:pPr>
+            <w:r>
+              <w:rPr>
+                <w:rFonts w:ascii="Times New Roman" w:hAnsi="Times New Roman"/>
+                <w:b w:val="0"/>
+                <w:i w:val="0"/>
+                <w:color w:val="000000"/>
+                <w:sz w:val="20"/>
+              </w:rPr>
+              <w:t>Interacts via SMTP Protocol</w:t>
+            </w:r>
+          </w:p>
+        </w:tc>
+        <w:tc>
+          <w:tcPr>
+            <w:tcW w:type="dxa" w:w="2160"/>
+            <w:shd w:fill="FFFFFF"/>
+          </w:tcPr>
+          <w:p>
+            <w:pPr>
+              <w:spacing w:line="288" w:lineRule="auto" w:after="40"/>
+            </w:pPr>
+            <w:r>
+              <w:rPr>
+                <w:rFonts w:ascii="Times New Roman" w:hAnsi="Times New Roman"/>
+                <w:b w:val="0"/>
+                <w:i w:val="0"/>
+                <w:color w:val="000000"/>
+                <w:sz w:val="20"/>
+              </w:rPr>
+              <w:t>1</w:t>
+            </w:r>
+          </w:p>
+        </w:tc>
+      </w:tr>
+      <w:tr>
+        <w:tc>
+          <w:tcPr>
+            <w:tcW w:type="dxa" w:w="2160"/>
+            <w:shd w:fill="F8FAFC"/>
+          </w:tcPr>
+          <w:p>
+            <w:pPr>
+              <w:spacing w:line="288" w:lineRule="auto" w:after="40"/>
+            </w:pPr>
+            <w:r>
+              <w:rPr>
+                <w:rFonts w:ascii="Times New Roman" w:hAnsi="Times New Roman"/>
+                <w:b w:val="0"/>
+                <w:i w:val="0"/>
+                <w:color w:val="000000"/>
+                <w:sz w:val="20"/>
+              </w:rPr>
+              <w:t>Supabase Auth / Postgres DB</w:t>
+            </w:r>
+          </w:p>
+        </w:tc>
+        <w:tc>
+          <w:tcPr>
+            <w:tcW w:type="dxa" w:w="2160"/>
+            <w:shd w:fill="F8FAFC"/>
+          </w:tcPr>
+          <w:p>
+            <w:pPr>
+              <w:spacing w:line="288" w:lineRule="auto" w:after="40"/>
+            </w:pPr>
+            <w:r>
+              <w:rPr>
+                <w:rFonts w:ascii="Times New Roman" w:hAnsi="Times New Roman"/>
+                <w:b w:val="0"/>
+                <w:i w:val="0"/>
+                <w:color w:val="000000"/>
+                <w:sz w:val="20"/>
+              </w:rPr>
+              <w:t>Average</w:t>
+            </w:r>
+          </w:p>
+        </w:tc>
+        <w:tc>
+          <w:tcPr>
+            <w:tcW w:type="dxa" w:w="2160"/>
+            <w:shd w:fill="F8FAFC"/>
+          </w:tcPr>
+          <w:p>
+            <w:pPr>
+              <w:spacing w:line="288" w:lineRule="auto" w:after="40"/>
+            </w:pPr>
+            <w:r>
+              <w:rPr>
+                <w:rFonts w:ascii="Times New Roman" w:hAnsi="Times New Roman"/>
+                <w:b w:val="0"/>
+                <w:i w:val="0"/>
+                <w:color w:val="000000"/>
+                <w:sz w:val="20"/>
+              </w:rPr>
+              <w:t>Interacts via Protocol/DB Connection</w:t>
+            </w:r>
+          </w:p>
+        </w:tc>
+        <w:tc>
+          <w:tcPr>
+            <w:tcW w:type="dxa" w:w="2160"/>
+            <w:shd w:fill="F8FAFC"/>
+          </w:tcPr>
+          <w:p>
+            <w:pPr>
+              <w:spacing w:line="288" w:lineRule="auto" w:after="40"/>
+            </w:pPr>
+            <w:r>
+              <w:rPr>
+                <w:rFonts w:ascii="Times New Roman" w:hAnsi="Times New Roman"/>
+                <w:b w:val="0"/>
+                <w:i w:val="0"/>
+                <w:color w:val="000000"/>
+                <w:sz w:val="20"/>
+              </w:rPr>
+              <w:t>2</w:t>
             </w:r>
           </w:p>
         </w:tc>
@@ -571,123 +1745,154 @@
     <w:p/>
     <w:p>
       <w:pPr>
-        <w:spacing w:line="360" w:lineRule="auto" w:after="240"/>
+        <w:spacing w:line="360" w:lineRule="auto" w:after="160"/>
+      </w:pPr>
+      <w:r>
+        <w:rPr>
+          <w:rFonts w:ascii="Times New Roman" w:hAnsi="Times New Roman"/>
+          <w:b/>
+          <w:i w:val="0"/>
+          <w:color w:val="000000"/>
+          <w:sz w:val="24"/>
+        </w:rPr>
+        <w:t>Total Unadjusted Actor Weight (UAW) = 13</w:t>
+      </w:r>
+    </w:p>
+    <w:p>
+      <w:pPr>
+        <w:spacing w:line="360" w:lineRule="auto" w:after="160"/>
       </w:pPr>
       <w:r>
         <w:rPr>
           <w:rFonts w:ascii="Times New Roman" w:hAnsi="Times New Roman"/>
           <w:b w:val="0"/>
+          <w:i w:val="0"/>
+          <w:color w:val="000000"/>
           <w:sz w:val="24"/>
         </w:rPr>
-        <w:t>Total UAW: 6</w:t>
+        <w:t>Unadjusted Use Case Points (UUCP) = UUCW + UAW = 70 + 13 = 83</w:t>
       </w:r>
     </w:p>
     <w:p>
       <w:pPr>
-        <w:spacing w:line="360" w:lineRule="auto" w:after="240"/>
+        <w:keepNext/>
+        <w:spacing w:before="280" w:after="160"/>
+      </w:pPr>
+      <w:r>
+        <w:rPr>
+          <w:rFonts w:ascii="Times New Roman" w:hAnsi="Times New Roman"/>
+          <w:b/>
+          <w:i w:val="0"/>
+          <w:color w:val="0F766E"/>
+          <w:sz w:val="28"/>
+        </w:rPr>
+        <w:t>3. Technical &amp; Environmental Complexity Factors</w:t>
+      </w:r>
+    </w:p>
+    <w:p>
+      <w:pPr>
+        <w:spacing w:line="360" w:lineRule="auto" w:after="160"/>
       </w:pPr>
       <w:r>
         <w:rPr>
           <w:rFonts w:ascii="Times New Roman" w:hAnsi="Times New Roman"/>
           <w:b w:val="0"/>
+          <w:i w:val="0"/>
+          <w:color w:val="000000"/>
           <w:sz w:val="24"/>
         </w:rPr>
-        <w:t>Unadjusted Use Case Points (UUCP) = UUCW + UAW = 51</w:t>
+        <w:t>Technical Complexity Factor (TCF) = 0.6 + (0.01 * TFactor) = 0.6 + (0.01 * 44) = 1.04</w:t>
       </w:r>
     </w:p>
     <w:p>
       <w:pPr>
-        <w:pStyle w:val="Heading2"/>
-        <w:spacing w:after="240"/>
+        <w:spacing w:line="360" w:lineRule="auto" w:after="160"/>
+      </w:pPr>
+      <w:r>
+        <w:rPr>
+          <w:rFonts w:ascii="Times New Roman" w:hAnsi="Times New Roman"/>
+          <w:b w:val="0"/>
+          <w:i w:val="0"/>
+          <w:color w:val="000000"/>
+          <w:sz w:val="24"/>
+        </w:rPr>
+        <w:t>Environmental Complexity Factor (ECF) = 1.4 + (-0.03 * EFactor) = 1.4 + (-0.03 * 16) = 0.92</w:t>
+      </w:r>
+    </w:p>
+    <w:p>
+      <w:pPr>
+        <w:spacing w:line="360" w:lineRule="auto" w:after="160"/>
+      </w:pPr>
+      <w:r>
+        <w:rPr>
+          <w:rFonts w:ascii="Times New Roman" w:hAnsi="Times New Roman"/>
+          <w:b w:val="0"/>
+          <w:i w:val="0"/>
+          <w:color w:val="000000"/>
+          <w:sz w:val="24"/>
+        </w:rPr>
+        <w:t>Adjusted Use Case Points (UCP) = UUCP * TCF * ECF = 83 * 1.04 * 0.92 = 79.41 UCP</w:t>
+      </w:r>
+    </w:p>
+    <w:p>
+      <w:pPr>
+        <w:keepNext/>
+        <w:spacing w:before="280" w:after="160"/>
       </w:pPr>
       <w:r>
         <w:rPr>
           <w:rFonts w:ascii="Times New Roman" w:hAnsi="Times New Roman"/>
           <w:b/>
-          <w:color w:val="000000"/>
+          <w:i w:val="0"/>
+          <w:color w:val="0F766E"/>
           <w:sz w:val="28"/>
         </w:rPr>
-        <w:t>3. Adjusted Use Case Points (UCP)</w:t>
+        <w:t>4. Man-Hours &amp; Duration Estimation</w:t>
       </w:r>
     </w:p>
     <w:p>
       <w:pPr>
-        <w:spacing w:line="360" w:lineRule="auto" w:after="240"/>
+        <w:spacing w:line="360" w:lineRule="auto" w:after="160"/>
       </w:pPr>
       <w:r>
         <w:rPr>
           <w:rFonts w:ascii="Times New Roman" w:hAnsi="Times New Roman"/>
           <w:b w:val="0"/>
+          <w:i w:val="0"/>
+          <w:color w:val="000000"/>
           <w:sz w:val="24"/>
         </w:rPr>
-        <w:t>Technical Complexity Factor (TCF) estimated at 1.05 (Distributed System, React Web App, Supabase Edge Functions).</w:t>
+        <w:t>Using standard industry productivity factor (PF = 20 man-hours per UCP):</w:t>
       </w:r>
     </w:p>
     <w:p>
       <w:pPr>
-        <w:spacing w:line="360" w:lineRule="auto" w:after="240"/>
+        <w:spacing w:line="360" w:lineRule="auto" w:after="160"/>
+      </w:pPr>
+      <w:r>
+        <w:rPr>
+          <w:rFonts w:ascii="Times New Roman" w:hAnsi="Times New Roman"/>
+          <w:b/>
+          <w:i w:val="0"/>
+          <w:color w:val="000000"/>
+          <w:sz w:val="24"/>
+        </w:rPr>
+        <w:t>• Total Estimated Effort: 79.41 * 20 = 1,588.2 Person-Hours</w:t>
+      </w:r>
+    </w:p>
+    <w:p>
+      <w:pPr>
+        <w:spacing w:line="360" w:lineRule="auto" w:after="160"/>
       </w:pPr>
       <w:r>
         <w:rPr>
           <w:rFonts w:ascii="Times New Roman" w:hAnsi="Times New Roman"/>
           <w:b w:val="0"/>
+          <w:i w:val="0"/>
+          <w:color w:val="000000"/>
           <w:sz w:val="24"/>
         </w:rPr>
-        <w:t>Environmental Complexity Factor (ECF) estimated at 0.95 (High capability, React experience).</w:t>
-      </w:r>
-    </w:p>
-    <w:p>
-      <w:pPr>
-        <w:spacing w:line="360" w:lineRule="auto" w:after="240"/>
-      </w:pPr>
-      <w:r>
-        <w:rPr>
-          <w:rFonts w:ascii="Times New Roman" w:hAnsi="Times New Roman"/>
-          <w:b w:val="0"/>
-          <w:sz w:val="24"/>
-        </w:rPr>
-        <w:t>UCP = UUCP x TCF x ECF = 51 x 1.05 x 0.95 = 50.87</w:t>
-      </w:r>
-    </w:p>
-    <w:p>
-      <w:pPr>
-        <w:pStyle w:val="Heading2"/>
-        <w:spacing w:after="240"/>
-      </w:pPr>
-      <w:r>
-        <w:rPr>
-          <w:rFonts w:ascii="Times New Roman" w:hAnsi="Times New Roman"/>
-          <w:b/>
-          <w:color w:val="000000"/>
-          <w:sz w:val="28"/>
-        </w:rPr>
-        <w:t>4. Effort Calculation</w:t>
-      </w:r>
-    </w:p>
-    <w:p>
-      <w:pPr>
-        <w:spacing w:line="360" w:lineRule="auto" w:after="240"/>
-      </w:pPr>
-      <w:r>
-        <w:rPr>
-          <w:rFonts w:ascii="Times New Roman" w:hAnsi="Times New Roman"/>
-          <w:b w:val="0"/>
-          <w:sz w:val="24"/>
-        </w:rPr>
-        <w:t>Using a productivity factor of 20 hours per UCP:</w:t>
-      </w:r>
-    </w:p>
-    <w:p>
-      <w:pPr>
-        <w:spacing w:line="360" w:lineRule="auto" w:after="240"/>
-      </w:pPr>
-      <w:r>
-        <w:rPr>
-          <w:rFonts w:ascii="Times New Roman" w:hAnsi="Times New Roman"/>
-          <w:b w:val="0"/>
-          <w:sz w:val="24"/>
-        </w:rPr>
-        <w:t>Total Estimated Effort = 50.87 x 20 = 1017 man-hours.</w:t>
+        <w:t>• Scope Compression for 48-Hour Exam: Accomplished via high-productivity toolchain (Vite, React 18, Supabase BaaS PostgreSQL, Namecheap cPanel PHP microservices).</w:t>
       </w:r>
     </w:p>
     <w:sectPr>

--- a/Software_Effort_Estimation.docx
+++ b/Software_Effort_Estimation.docx
@@ -16,6 +16,21 @@
           <w:sz w:val="36"/>
         </w:rPr>
         <w:t>Software Effort Estimation Report</w:t>
+      </w:r>
+    </w:p>
+    <w:p>
+      <w:pPr>
+        <w:spacing w:line="360" w:lineRule="auto" w:after="160"/>
+      </w:pPr>
+      <w:r>
+        <w:rPr>
+          <w:rFonts w:ascii="Times New Roman" w:hAnsi="Times New Roman"/>
+          <w:b/>
+          <w:i w:val="0"/>
+          <w:color w:val="000000"/>
+          <w:sz w:val="24"/>
+        </w:rPr>
+        <w:t>Project Title: SoluoPrint - Advanced Print Shop Management System</w:t>
       </w:r>
     </w:p>
     <w:p>

--- a/Software_Effort_Estimation.docx
+++ b/Software_Effort_Estimation.docx
@@ -1108,6 +1108,434 @@
           </w:p>
         </w:tc>
       </w:tr>
+      <w:tr>
+        <w:tc>
+          <w:tcPr>
+            <w:tcW w:type="dxa" w:w="1728"/>
+            <w:shd w:fill="FFFFFF"/>
+          </w:tcPr>
+          <w:p>
+            <w:pPr>
+              <w:spacing w:line="288" w:lineRule="auto" w:after="40"/>
+            </w:pPr>
+            <w:r>
+              <w:rPr>
+                <w:rFonts w:ascii="Times New Roman" w:hAnsi="Times New Roman"/>
+                <w:b w:val="0"/>
+                <w:i w:val="0"/>
+                <w:color w:val="000000"/>
+                <w:sz w:val="20"/>
+              </w:rPr>
+              <w:t>UC-09</w:t>
+            </w:r>
+          </w:p>
+        </w:tc>
+        <w:tc>
+          <w:tcPr>
+            <w:tcW w:type="dxa" w:w="1728"/>
+            <w:shd w:fill="FFFFFF"/>
+          </w:tcPr>
+          <w:p>
+            <w:pPr>
+              <w:spacing w:line="288" w:lineRule="auto" w:after="40"/>
+            </w:pPr>
+            <w:r>
+              <w:rPr>
+                <w:rFonts w:ascii="Times New Roman" w:hAnsi="Times New Roman"/>
+                <w:b w:val="0"/>
+                <w:i w:val="0"/>
+                <w:color w:val="000000"/>
+                <w:sz w:val="20"/>
+              </w:rPr>
+              <w:t>User/Staff Management &amp; Auto-Credentials</w:t>
+            </w:r>
+          </w:p>
+        </w:tc>
+        <w:tc>
+          <w:tcPr>
+            <w:tcW w:type="dxa" w:w="1728"/>
+            <w:shd w:fill="FFFFFF"/>
+          </w:tcPr>
+          <w:p>
+            <w:pPr>
+              <w:spacing w:line="288" w:lineRule="auto" w:after="40"/>
+            </w:pPr>
+            <w:r>
+              <w:rPr>
+                <w:rFonts w:ascii="Times New Roman" w:hAnsi="Times New Roman"/>
+                <w:b w:val="0"/>
+                <w:i w:val="0"/>
+                <w:color w:val="000000"/>
+                <w:sz w:val="20"/>
+              </w:rPr>
+              <w:t>Average</w:t>
+            </w:r>
+          </w:p>
+        </w:tc>
+        <w:tc>
+          <w:tcPr>
+            <w:tcW w:type="dxa" w:w="1728"/>
+            <w:shd w:fill="FFFFFF"/>
+          </w:tcPr>
+          <w:p>
+            <w:pPr>
+              <w:spacing w:line="288" w:lineRule="auto" w:after="40"/>
+            </w:pPr>
+            <w:r>
+              <w:rPr>
+                <w:rFonts w:ascii="Times New Roman" w:hAnsi="Times New Roman"/>
+                <w:b w:val="0"/>
+                <w:i w:val="0"/>
+                <w:color w:val="000000"/>
+                <w:sz w:val="20"/>
+              </w:rPr>
+              <w:t>5 transactions</w:t>
+            </w:r>
+          </w:p>
+        </w:tc>
+        <w:tc>
+          <w:tcPr>
+            <w:tcW w:type="dxa" w:w="1728"/>
+            <w:shd w:fill="FFFFFF"/>
+          </w:tcPr>
+          <w:p>
+            <w:pPr>
+              <w:spacing w:line="288" w:lineRule="auto" w:after="40"/>
+            </w:pPr>
+            <w:r>
+              <w:rPr>
+                <w:rFonts w:ascii="Times New Roman" w:hAnsi="Times New Roman"/>
+                <w:b w:val="0"/>
+                <w:i w:val="0"/>
+                <w:color w:val="000000"/>
+                <w:sz w:val="20"/>
+              </w:rPr>
+              <w:t>10</w:t>
+            </w:r>
+          </w:p>
+        </w:tc>
+      </w:tr>
+      <w:tr>
+        <w:tc>
+          <w:tcPr>
+            <w:tcW w:type="dxa" w:w="1728"/>
+            <w:shd w:fill="F8FAFC"/>
+          </w:tcPr>
+          <w:p>
+            <w:pPr>
+              <w:spacing w:line="288" w:lineRule="auto" w:after="40"/>
+            </w:pPr>
+            <w:r>
+              <w:rPr>
+                <w:rFonts w:ascii="Times New Roman" w:hAnsi="Times New Roman"/>
+                <w:b w:val="0"/>
+                <w:i w:val="0"/>
+                <w:color w:val="000000"/>
+                <w:sz w:val="20"/>
+              </w:rPr>
+              <w:t>UC-10</w:t>
+            </w:r>
+          </w:p>
+        </w:tc>
+        <w:tc>
+          <w:tcPr>
+            <w:tcW w:type="dxa" w:w="1728"/>
+            <w:shd w:fill="F8FAFC"/>
+          </w:tcPr>
+          <w:p>
+            <w:pPr>
+              <w:spacing w:line="288" w:lineRule="auto" w:after="40"/>
+            </w:pPr>
+            <w:r>
+              <w:rPr>
+                <w:rFonts w:ascii="Times New Roman" w:hAnsi="Times New Roman"/>
+                <w:b w:val="0"/>
+                <w:i w:val="0"/>
+                <w:color w:val="000000"/>
+                <w:sz w:val="20"/>
+              </w:rPr>
+              <w:t>Granular RBAC Permissions (18 Permissions)</w:t>
+            </w:r>
+          </w:p>
+        </w:tc>
+        <w:tc>
+          <w:tcPr>
+            <w:tcW w:type="dxa" w:w="1728"/>
+            <w:shd w:fill="F8FAFC"/>
+          </w:tcPr>
+          <w:p>
+            <w:pPr>
+              <w:spacing w:line="288" w:lineRule="auto" w:after="40"/>
+            </w:pPr>
+            <w:r>
+              <w:rPr>
+                <w:rFonts w:ascii="Times New Roman" w:hAnsi="Times New Roman"/>
+                <w:b w:val="0"/>
+                <w:i w:val="0"/>
+                <w:color w:val="000000"/>
+                <w:sz w:val="20"/>
+              </w:rPr>
+              <w:t>Complex</w:t>
+            </w:r>
+          </w:p>
+        </w:tc>
+        <w:tc>
+          <w:tcPr>
+            <w:tcW w:type="dxa" w:w="1728"/>
+            <w:shd w:fill="F8FAFC"/>
+          </w:tcPr>
+          <w:p>
+            <w:pPr>
+              <w:spacing w:line="288" w:lineRule="auto" w:after="40"/>
+            </w:pPr>
+            <w:r>
+              <w:rPr>
+                <w:rFonts w:ascii="Times New Roman" w:hAnsi="Times New Roman"/>
+                <w:b w:val="0"/>
+                <w:i w:val="0"/>
+                <w:color w:val="000000"/>
+                <w:sz w:val="20"/>
+              </w:rPr>
+              <w:t>7 transactions</w:t>
+            </w:r>
+          </w:p>
+        </w:tc>
+        <w:tc>
+          <w:tcPr>
+            <w:tcW w:type="dxa" w:w="1728"/>
+            <w:shd w:fill="F8FAFC"/>
+          </w:tcPr>
+          <w:p>
+            <w:pPr>
+              <w:spacing w:line="288" w:lineRule="auto" w:after="40"/>
+            </w:pPr>
+            <w:r>
+              <w:rPr>
+                <w:rFonts w:ascii="Times New Roman" w:hAnsi="Times New Roman"/>
+                <w:b w:val="0"/>
+                <w:i w:val="0"/>
+                <w:color w:val="000000"/>
+                <w:sz w:val="20"/>
+              </w:rPr>
+              <w:t>15</w:t>
+            </w:r>
+          </w:p>
+        </w:tc>
+      </w:tr>
+      <w:tr>
+        <w:tc>
+          <w:tcPr>
+            <w:tcW w:type="dxa" w:w="1728"/>
+            <w:shd w:fill="FFFFFF"/>
+          </w:tcPr>
+          <w:p>
+            <w:pPr>
+              <w:spacing w:line="288" w:lineRule="auto" w:after="40"/>
+            </w:pPr>
+            <w:r>
+              <w:rPr>
+                <w:rFonts w:ascii="Times New Roman" w:hAnsi="Times New Roman"/>
+                <w:b w:val="0"/>
+                <w:i w:val="0"/>
+                <w:color w:val="000000"/>
+                <w:sz w:val="20"/>
+              </w:rPr>
+              <w:t>UC-11</w:t>
+            </w:r>
+          </w:p>
+        </w:tc>
+        <w:tc>
+          <w:tcPr>
+            <w:tcW w:type="dxa" w:w="1728"/>
+            <w:shd w:fill="FFFFFF"/>
+          </w:tcPr>
+          <w:p>
+            <w:pPr>
+              <w:spacing w:line="288" w:lineRule="auto" w:after="40"/>
+            </w:pPr>
+            <w:r>
+              <w:rPr>
+                <w:rFonts w:ascii="Times New Roman" w:hAnsi="Times New Roman"/>
+                <w:b w:val="0"/>
+                <w:i w:val="0"/>
+                <w:color w:val="000000"/>
+                <w:sz w:val="20"/>
+              </w:rPr>
+              <w:t>Customer Online Payment Checkout</w:t>
+            </w:r>
+          </w:p>
+        </w:tc>
+        <w:tc>
+          <w:tcPr>
+            <w:tcW w:type="dxa" w:w="1728"/>
+            <w:shd w:fill="FFFFFF"/>
+          </w:tcPr>
+          <w:p>
+            <w:pPr>
+              <w:spacing w:line="288" w:lineRule="auto" w:after="40"/>
+            </w:pPr>
+            <w:r>
+              <w:rPr>
+                <w:rFonts w:ascii="Times New Roman" w:hAnsi="Times New Roman"/>
+                <w:b w:val="0"/>
+                <w:i w:val="0"/>
+                <w:color w:val="000000"/>
+                <w:sz w:val="20"/>
+              </w:rPr>
+              <w:t>Average</w:t>
+            </w:r>
+          </w:p>
+        </w:tc>
+        <w:tc>
+          <w:tcPr>
+            <w:tcW w:type="dxa" w:w="1728"/>
+            <w:shd w:fill="FFFFFF"/>
+          </w:tcPr>
+          <w:p>
+            <w:pPr>
+              <w:spacing w:line="288" w:lineRule="auto" w:after="40"/>
+            </w:pPr>
+            <w:r>
+              <w:rPr>
+                <w:rFonts w:ascii="Times New Roman" w:hAnsi="Times New Roman"/>
+                <w:b w:val="0"/>
+                <w:i w:val="0"/>
+                <w:color w:val="000000"/>
+                <w:sz w:val="20"/>
+              </w:rPr>
+              <w:t>4 transactions</w:t>
+            </w:r>
+          </w:p>
+        </w:tc>
+        <w:tc>
+          <w:tcPr>
+            <w:tcW w:type="dxa" w:w="1728"/>
+            <w:shd w:fill="FFFFFF"/>
+          </w:tcPr>
+          <w:p>
+            <w:pPr>
+              <w:spacing w:line="288" w:lineRule="auto" w:after="40"/>
+            </w:pPr>
+            <w:r>
+              <w:rPr>
+                <w:rFonts w:ascii="Times New Roman" w:hAnsi="Times New Roman"/>
+                <w:b w:val="0"/>
+                <w:i w:val="0"/>
+                <w:color w:val="000000"/>
+                <w:sz w:val="20"/>
+              </w:rPr>
+              <w:t>10</w:t>
+            </w:r>
+          </w:p>
+        </w:tc>
+      </w:tr>
+      <w:tr>
+        <w:tc>
+          <w:tcPr>
+            <w:tcW w:type="dxa" w:w="1728"/>
+            <w:shd w:fill="F8FAFC"/>
+          </w:tcPr>
+          <w:p>
+            <w:pPr>
+              <w:spacing w:line="288" w:lineRule="auto" w:after="40"/>
+            </w:pPr>
+            <w:r>
+              <w:rPr>
+                <w:rFonts w:ascii="Times New Roman" w:hAnsi="Times New Roman"/>
+                <w:b w:val="0"/>
+                <w:i w:val="0"/>
+                <w:color w:val="000000"/>
+                <w:sz w:val="20"/>
+              </w:rPr>
+              <w:t>UC-12</w:t>
+            </w:r>
+          </w:p>
+        </w:tc>
+        <w:tc>
+          <w:tcPr>
+            <w:tcW w:type="dxa" w:w="1728"/>
+            <w:shd w:fill="F8FAFC"/>
+          </w:tcPr>
+          <w:p>
+            <w:pPr>
+              <w:spacing w:line="288" w:lineRule="auto" w:after="40"/>
+            </w:pPr>
+            <w:r>
+              <w:rPr>
+                <w:rFonts w:ascii="Times New Roman" w:hAnsi="Times New Roman"/>
+                <w:b w:val="0"/>
+                <w:i w:val="0"/>
+                <w:color w:val="000000"/>
+                <w:sz w:val="20"/>
+              </w:rPr>
+              <w:t>Real-Time Live Support Chat</w:t>
+            </w:r>
+          </w:p>
+        </w:tc>
+        <w:tc>
+          <w:tcPr>
+            <w:tcW w:type="dxa" w:w="1728"/>
+            <w:shd w:fill="F8FAFC"/>
+          </w:tcPr>
+          <w:p>
+            <w:pPr>
+              <w:spacing w:line="288" w:lineRule="auto" w:after="40"/>
+            </w:pPr>
+            <w:r>
+              <w:rPr>
+                <w:rFonts w:ascii="Times New Roman" w:hAnsi="Times New Roman"/>
+                <w:b w:val="0"/>
+                <w:i w:val="0"/>
+                <w:color w:val="000000"/>
+                <w:sz w:val="20"/>
+              </w:rPr>
+              <w:t>Average</w:t>
+            </w:r>
+          </w:p>
+        </w:tc>
+        <w:tc>
+          <w:tcPr>
+            <w:tcW w:type="dxa" w:w="1728"/>
+            <w:shd w:fill="F8FAFC"/>
+          </w:tcPr>
+          <w:p>
+            <w:pPr>
+              <w:spacing w:line="288" w:lineRule="auto" w:after="40"/>
+            </w:pPr>
+            <w:r>
+              <w:rPr>
+                <w:rFonts w:ascii="Times New Roman" w:hAnsi="Times New Roman"/>
+                <w:b w:val="0"/>
+                <w:i w:val="0"/>
+                <w:color w:val="000000"/>
+                <w:sz w:val="20"/>
+              </w:rPr>
+              <w:t>5 transactions</w:t>
+            </w:r>
+          </w:p>
+        </w:tc>
+        <w:tc>
+          <w:tcPr>
+            <w:tcW w:type="dxa" w:w="1728"/>
+            <w:shd w:fill="F8FAFC"/>
+          </w:tcPr>
+          <w:p>
+            <w:pPr>
+              <w:spacing w:line="288" w:lineRule="auto" w:after="40"/>
+            </w:pPr>
+            <w:r>
+              <w:rPr>
+                <w:rFonts w:ascii="Times New Roman" w:hAnsi="Times New Roman"/>
+                <w:b w:val="0"/>
+                <w:i w:val="0"/>
+                <w:color w:val="000000"/>
+                <w:sz w:val="20"/>
+              </w:rPr>
+              <w:t>10</w:t>
+            </w:r>
+          </w:p>
+        </w:tc>
+      </w:tr>
     </w:tbl>
     <w:p/>
     <w:p>
@@ -1122,7 +1550,7 @@
           <w:color w:val="000000"/>
           <w:sz w:val="24"/>
         </w:rPr>
-        <w:t>Total Unadjusted Use Case Weight (UUCW) = 70</w:t>
+        <w:t>Total Unadjusted Use Case Weight (UUCW) = 115</w:t>
       </w:r>
     </w:p>
     <w:p>
@@ -1785,7 +2213,7 @@
           <w:color w:val="000000"/>
           <w:sz w:val="24"/>
         </w:rPr>
-        <w:t>Unadjusted Use Case Points (UUCP) = UUCW + UAW = 70 + 13 = 83</w:t>
+        <w:t>Unadjusted Use Case Points (UUCP) = UUCW + UAW = 115 + 13 = 128</w:t>
       </w:r>
     </w:p>
     <w:p>
@@ -1846,7 +2274,7 @@
           <w:color w:val="000000"/>
           <w:sz w:val="24"/>
         </w:rPr>
-        <w:t>Adjusted Use Case Points (UCP) = UUCP * TCF * ECF = 83 * 1.04 * 0.92 = 79.41 UCP</w:t>
+        <w:t>Adjusted Use Case Points (UCP) = UUCP * TCF * ECF = 128 * 1.04 * 0.92 = 122.5 UCP</w:t>
       </w:r>
     </w:p>
     <w:p>
@@ -1892,7 +2320,7 @@
           <w:color w:val="000000"/>
           <w:sz w:val="24"/>
         </w:rPr>
-        <w:t>• Total Estimated Effort: 79.41 * 20 = 1,588.2 Person-Hours</w:t>
+        <w:t>• Total Estimated Effort: 122.5 * 20 = 2,450 Person-Hours</w:t>
       </w:r>
     </w:p>
     <w:p>

--- a/Software_Effort_Estimation.docx
+++ b/Software_Effort_Estimation.docx
@@ -1536,6 +1536,113 @@
           </w:p>
         </w:tc>
       </w:tr>
+      <w:tr>
+        <w:tc>
+          <w:tcPr>
+            <w:tcW w:type="dxa" w:w="1728"/>
+            <w:shd w:fill="FFFFFF"/>
+          </w:tcPr>
+          <w:p>
+            <w:pPr>
+              <w:spacing w:line="288" w:lineRule="auto" w:after="40"/>
+            </w:pPr>
+            <w:r>
+              <w:rPr>
+                <w:rFonts w:ascii="Times New Roman" w:hAnsi="Times New Roman"/>
+                <w:b w:val="0"/>
+                <w:i w:val="0"/>
+                <w:color w:val="000000"/>
+                <w:sz w:val="20"/>
+              </w:rPr>
+              <w:t>UC-13</w:t>
+            </w:r>
+          </w:p>
+        </w:tc>
+        <w:tc>
+          <w:tcPr>
+            <w:tcW w:type="dxa" w:w="1728"/>
+            <w:shd w:fill="FFFFFF"/>
+          </w:tcPr>
+          <w:p>
+            <w:pPr>
+              <w:spacing w:line="288" w:lineRule="auto" w:after="40"/>
+            </w:pPr>
+            <w:r>
+              <w:rPr>
+                <w:rFonts w:ascii="Times New Roman" w:hAnsi="Times New Roman"/>
+                <w:b w:val="0"/>
+                <w:i w:val="0"/>
+                <w:color w:val="000000"/>
+                <w:sz w:val="20"/>
+              </w:rPr>
+              <w:t>Audit &amp; Activity Logging Trail</w:t>
+            </w:r>
+          </w:p>
+        </w:tc>
+        <w:tc>
+          <w:tcPr>
+            <w:tcW w:type="dxa" w:w="1728"/>
+            <w:shd w:fill="FFFFFF"/>
+          </w:tcPr>
+          <w:p>
+            <w:pPr>
+              <w:spacing w:line="288" w:lineRule="auto" w:after="40"/>
+            </w:pPr>
+            <w:r>
+              <w:rPr>
+                <w:rFonts w:ascii="Times New Roman" w:hAnsi="Times New Roman"/>
+                <w:b w:val="0"/>
+                <w:i w:val="0"/>
+                <w:color w:val="000000"/>
+                <w:sz w:val="20"/>
+              </w:rPr>
+              <w:t>Average</w:t>
+            </w:r>
+          </w:p>
+        </w:tc>
+        <w:tc>
+          <w:tcPr>
+            <w:tcW w:type="dxa" w:w="1728"/>
+            <w:shd w:fill="FFFFFF"/>
+          </w:tcPr>
+          <w:p>
+            <w:pPr>
+              <w:spacing w:line="288" w:lineRule="auto" w:after="40"/>
+            </w:pPr>
+            <w:r>
+              <w:rPr>
+                <w:rFonts w:ascii="Times New Roman" w:hAnsi="Times New Roman"/>
+                <w:b w:val="0"/>
+                <w:i w:val="0"/>
+                <w:color w:val="000000"/>
+                <w:sz w:val="20"/>
+              </w:rPr>
+              <w:t>5 transactions</w:t>
+            </w:r>
+          </w:p>
+        </w:tc>
+        <w:tc>
+          <w:tcPr>
+            <w:tcW w:type="dxa" w:w="1728"/>
+            <w:shd w:fill="FFFFFF"/>
+          </w:tcPr>
+          <w:p>
+            <w:pPr>
+              <w:spacing w:line="288" w:lineRule="auto" w:after="40"/>
+            </w:pPr>
+            <w:r>
+              <w:rPr>
+                <w:rFonts w:ascii="Times New Roman" w:hAnsi="Times New Roman"/>
+                <w:b w:val="0"/>
+                <w:i w:val="0"/>
+                <w:color w:val="000000"/>
+                <w:sz w:val="20"/>
+              </w:rPr>
+              <w:t>10</w:t>
+            </w:r>
+          </w:p>
+        </w:tc>
+      </w:tr>
     </w:tbl>
     <w:p/>
     <w:p>
@@ -1550,7 +1657,7 @@
           <w:color w:val="000000"/>
           <w:sz w:val="24"/>
         </w:rPr>
-        <w:t>Total Unadjusted Use Case Weight (UUCW) = 115</w:t>
+        <w:t>Total Unadjusted Use Case Weight (UUCW) = 125</w:t>
       </w:r>
     </w:p>
     <w:p>
@@ -2213,7 +2320,7 @@
           <w:color w:val="000000"/>
           <w:sz w:val="24"/>
         </w:rPr>
-        <w:t>Unadjusted Use Case Points (UUCP) = UUCW + UAW = 115 + 13 = 128</w:t>
+        <w:t>Unadjusted Use Case Points (UUCP) = UUCW + UAW = 125 + 13 = 138</w:t>
       </w:r>
     </w:p>
     <w:p>
@@ -2274,7 +2381,7 @@
           <w:color w:val="000000"/>
           <w:sz w:val="24"/>
         </w:rPr>
-        <w:t>Adjusted Use Case Points (UCP) = UUCP * TCF * ECF = 128 * 1.04 * 0.92 = 122.5 UCP</w:t>
+        <w:t>Adjusted Use Case Points (UCP) = UUCP * TCF * ECF = 138 * 1.04 * 0.92 = 132.0 UCP</w:t>
       </w:r>
     </w:p>
     <w:p>
@@ -2320,7 +2427,7 @@
           <w:color w:val="000000"/>
           <w:sz w:val="24"/>
         </w:rPr>
-        <w:t>• Total Estimated Effort: 122.5 * 20 = 2,450 Person-Hours</w:t>
+        <w:t>• Total Estimated Effort: 132.0 * 20 = 2,640 Person-Hours</w:t>
       </w:r>
     </w:p>
     <w:p>

--- a/Software_Effort_Estimation.docx
+++ b/Software_Effort_Estimation.docx
@@ -30,7 +30,7 @@
           <w:color w:val="000000"/>
           <w:sz w:val="24"/>
         </w:rPr>
-        <w:t>Project Title: SoluoPrint - Advanced Print Shop Management System</w:t>
+        <w:t>Project Title: SoluoPrint - Premium All-in-One Print Shop Management (Print/Job management, CRM, Financial Management &amp; Analytics Platform, Automated SMS Notifications)</w:t>
       </w:r>
     </w:p>
     <w:p>
@@ -108,7 +108,7 @@
                 <w:color w:val="334155"/>
                 <w:sz w:val="21"/>
               </w:rPr>
-              <w:t>Use Case Points (UCP) estimation was selected over COCOMO II because SoluoPrint is an object-oriented, use-case-driven web application with distinct user actors (Shop Admin, Press Staff, Customer) and discrete database transactions.</w:t>
+              <w:t>Use Case Points (UCP) estimation was selected over COCOMO II because SoluoPrint is an object-oriented, use-case-driven web application with distinct user actors (Shop Admin, Press Staff, Customer) and discrete database transactions. Measuring Lines of Code (LOC) is highly inaccurate for web applications built upon backend-as-a-service (Supabase) platforms.</w:t>
             </w:r>
           </w:p>
         </w:tc>
@@ -129,6 +129,21 @@
           <w:sz w:val="28"/>
         </w:rPr>
         <w:t>1. Unadjusted Use Case Weight (UUCW)</w:t>
+      </w:r>
+    </w:p>
+    <w:p>
+      <w:pPr>
+        <w:spacing w:line="360" w:lineRule="auto" w:after="160"/>
+      </w:pPr>
+      <w:r>
+        <w:rPr>
+          <w:rFonts w:ascii="Times New Roman" w:hAnsi="Times New Roman"/>
+          <w:b w:val="0"/>
+          <w:i w:val="0"/>
+          <w:color w:val="000000"/>
+          <w:sz w:val="24"/>
+        </w:rPr>
+        <w:t>Use cases are classified based on the number of transactions required to complete the user journey. Simple use cases involve 1-3 transactions (weight 5), average use cases involve 4-7 transactions (weight 10), and complex use cases involve 8+ transactions (weight 15).</w:t>
       </w:r>
     </w:p>
     <w:tbl>
@@ -291,7 +306,7 @@
                 <w:color w:val="000000"/>
                 <w:sz w:val="20"/>
               </w:rPr>
-              <w:t>Manage Customer Profiles &amp; Types</w:t>
+              <w:t>Manage Customer Profiles &amp; CRM</w:t>
             </w:r>
           </w:p>
         </w:tc>
@@ -719,7 +734,7 @@
                 <w:color w:val="000000"/>
                 <w:sz w:val="20"/>
               </w:rPr>
-              <w:t>Expense Logging &amp; Categorization</w:t>
+              <w:t>Expense Logging &amp; Account Ledger</w:t>
             </w:r>
           </w:p>
         </w:tc>
@@ -826,7 +841,7 @@
                 <w:color w:val="000000"/>
                 <w:sz w:val="20"/>
               </w:rPr>
-              <w:t>Automated SMSOnlineAPI &amp; Email Alerts</w:t>
+              <w:t>Automated SMS &amp; Email Alerts Dispatch</w:t>
             </w:r>
           </w:p>
         </w:tc>
@@ -1254,7 +1269,7 @@
                 <w:color w:val="000000"/>
                 <w:sz w:val="20"/>
               </w:rPr>
-              <w:t>Granular RBAC Permissions (18 Permissions)</w:t>
+              <w:t>Granular Role-Based Access Control (RBAC)</w:t>
             </w:r>
           </w:p>
         </w:tc>
@@ -1468,7 +1483,7 @@
                 <w:color w:val="000000"/>
                 <w:sz w:val="20"/>
               </w:rPr>
-              <w:t>Real-Time Live Support Chat</w:t>
+              <w:t>Real-Time Live Support Chat widget</w:t>
             </w:r>
           </w:p>
         </w:tc>
@@ -1674,6 +1689,21 @@
           <w:sz w:val="28"/>
         </w:rPr>
         <w:t>2. Unadjusted Actor Weight (UAW)</w:t>
+      </w:r>
+    </w:p>
+    <w:p>
+      <w:pPr>
+        <w:spacing w:line="360" w:lineRule="auto" w:after="160"/>
+      </w:pPr>
+      <w:r>
+        <w:rPr>
+          <w:rFonts w:ascii="Times New Roman" w:hAnsi="Times New Roman"/>
+          <w:b w:val="0"/>
+          <w:i w:val="0"/>
+          <w:color w:val="000000"/>
+          <w:sz w:val="24"/>
+        </w:rPr>
+        <w:t>Actors are categorized by interaction style. Simple actors represent APIs or protocols (weight 1), average actors represent protocol-based client-server or database interfaces (weight 2), and complex actors represent users interacting through graphical web interfaces (weight 3).</w:t>
       </w:r>
     </w:p>
     <w:tbl>
@@ -2315,7 +2345,7 @@
       <w:r>
         <w:rPr>
           <w:rFonts w:ascii="Times New Roman" w:hAnsi="Times New Roman"/>
-          <w:b w:val="0"/>
+          <w:b/>
           <w:i w:val="0"/>
           <w:color w:val="000000"/>
           <w:sz w:val="24"/>
@@ -2351,7 +2381,7 @@
           <w:color w:val="000000"/>
           <w:sz w:val="24"/>
         </w:rPr>
-        <w:t>Technical Complexity Factor (TCF) = 0.6 + (0.01 * TFactor) = 0.6 + (0.01 * 44) = 1.04</w:t>
+        <w:t>The Technical Complexity Factor (TCF) is derived from 13 standard technical factors (T1-T13) rated from 0 to 5 based on their impact. The Environmental Complexity Factor (ECF) evaluates 8 environmental characteristics (E1-E8) mapping the team's capabilities.</w:t>
       </w:r>
     </w:p>
     <w:p>
@@ -2361,12 +2391,12 @@
       <w:r>
         <w:rPr>
           <w:rFonts w:ascii="Times New Roman" w:hAnsi="Times New Roman"/>
-          <w:b w:val="0"/>
+          <w:b/>
           <w:i w:val="0"/>
           <w:color w:val="000000"/>
           <w:sz w:val="24"/>
         </w:rPr>
-        <w:t>Environmental Complexity Factor (ECF) = 1.4 + (-0.03 * EFactor) = 1.4 + (-0.03 * 16) = 0.92</w:t>
+        <w:t>TCF = 0.6 + (0.01 * TFactor) = 0.6 + (0.01 * 44) = 1.04</w:t>
       </w:r>
     </w:p>
     <w:p>
@@ -2376,7 +2406,22 @@
       <w:r>
         <w:rPr>
           <w:rFonts w:ascii="Times New Roman" w:hAnsi="Times New Roman"/>
-          <w:b w:val="0"/>
+          <w:b/>
+          <w:i w:val="0"/>
+          <w:color w:val="000000"/>
+          <w:sz w:val="24"/>
+        </w:rPr>
+        <w:t>ECF = 1.4 + (-0.03 * EFactor) = 1.4 + (-0.03 * 16) = 0.92</w:t>
+      </w:r>
+    </w:p>
+    <w:p>
+      <w:pPr>
+        <w:spacing w:line="360" w:lineRule="auto" w:after="160"/>
+      </w:pPr>
+      <w:r>
+        <w:rPr>
+          <w:rFonts w:ascii="Times New Roman" w:hAnsi="Times New Roman"/>
+          <w:b/>
           <w:i w:val="0"/>
           <w:color w:val="000000"/>
           <w:sz w:val="24"/>
@@ -2412,7 +2457,7 @@
           <w:color w:val="000000"/>
           <w:sz w:val="24"/>
         </w:rPr>
-        <w:t>Using standard industry productivity factor (PF = 20 man-hours per UCP):</w:t>
+        <w:t>Standard software engineering models prescribe a Productivity Factor (PF) of 20 man-hours per Use Case Point for teams with standard domain proficiency:</w:t>
       </w:r>
     </w:p>
     <w:p>
@@ -2442,7 +2487,22 @@
           <w:color w:val="000000"/>
           <w:sz w:val="24"/>
         </w:rPr>
-        <w:t>• Scope Compression for 48-Hour Exam: Accomplished via high-productivity toolchain (Vite, React 18, Supabase BaaS PostgreSQL, Namecheap cPanel PHP microservices).</w:t>
+        <w:t>• Scope Compression Justification: Although the project's complexity translates to a standard commercial project length of several months, compression to fit the 48-hour individual examination timeframe was accomplished using high-productivity tools: Supabase for authentication and real-time database endpoints, cPanel PHP proxies to bypass CORS, and the React 18 component structure.</w:t>
+      </w:r>
+    </w:p>
+    <w:p>
+      <w:pPr>
+        <w:spacing w:line="360" w:lineRule="auto" w:after="160"/>
+      </w:pPr>
+      <w:r>
+        <w:rPr>
+          <w:rFonts w:ascii="Times New Roman" w:hAnsi="Times New Roman"/>
+          <w:b w:val="0"/>
+          <w:i w:val="0"/>
+          <w:color w:val="000000"/>
+          <w:sz w:val="24"/>
+        </w:rPr>
+        <w:t>• Impact on Project Scope: To complete a fully functional application, testing was prioritized on black-box integration while E2E automated tests were logged as Technical Debt (TD-02). Dashboard UI sections were consolidated into single views rather than multiple dashboard pages (TD-03), and heavy computations were resolved in memory (TD-05).</w:t>
       </w:r>
     </w:p>
     <w:sectPr>
